--- a/informe/informe_tecnico.docx
+++ b/informe/informe_tecnico.docx
@@ -211,7 +211,7 @@
           <w:sz w:val="22"/>
           <w:szCs w:val="22"/>
         </w:rPr>
-        <w:t xml:space="preserve">Este informe documenta el desarrollo de un sistema de gestión de productos construido sobre ese modelo: un servidor SOAP hecho en Node.js, con su propio archivo WSDL, capaz de registrar, consultar, listar, actualizar, valorizar y eliminar productos. Para comprobar que el contrato funciona sin importar el lenguaje del cliente, lo consumimos desde dos clientes completamente distintos —uno en Python y otro en PHP— y, ya entendiendo bien el protocolo, decidimos ir un poco más allá de lo mínimo exigido: le agregamos persistencia en una base de datos (Supabase), una API REST sobre el mismo backend para comparar ambos protocolos en la práctica, y una interfaz web para cada cliente. Todo lo que se describe a continuación fue construido, ejecutado y probado por el equipo; no es un ejercicio únicamente teórico.</w:t>
+        <w:t xml:space="preserve">Este informe documenta el desarrollo de un sistema de gestión de productos construido sobre ese modelo: un servidor SOAP hecho en Node.js, con su propio archivo WSDL, capaz de registrar, consultar, listar, actualizar, valorizar y eliminar productos. Para comprobar que el contrato funciona sin importar el lenguaje del cliente, lo consumimos desde tres clientes completamente distintos —Python, PHP y C#— y, ya entendiendo bien el protocolo, decidimos ir un poco más allá de lo mínimo exigido: le agregamos persistencia en una base de datos (Supabase), una API REST sobre el mismo backend para comparar ambos protocolos en la práctica, y una interfaz web para cada cliente. Todo lo que se describe a continuación fue construido, ejecutado y probado por el equipo; no es un ejercicio únicamente teórico.</w:t>
       </w:r>
     </w:p>
     <w:p>
@@ -293,7 +293,7 @@
           <w:sz w:val="22"/>
           <w:szCs w:val="22"/>
         </w:rPr>
-        <w:t xml:space="preserve">Desarrollar clientes en dos lenguajes de programación distintos —Python y PHP— capaces de consumir el mismo servicio sin modificarlo.</w:t>
+        <w:t xml:space="preserve">Desarrollar clientes en tres lenguajes de programación distintos —Python, PHP y C#— capaces de consumir el mismo servicio sin modificarlo.</w:t>
       </w:r>
     </w:p>
     <w:p>
@@ -485,7 +485,7 @@
           <w:sz w:val="22"/>
           <w:szCs w:val="22"/>
         </w:rPr>
-        <w:t xml:space="preserve">La arquitectura cliente-servidor divide un sistema en dos roles: el servidor, que concentra los datos y la lógica de negocio y espera solicitudes, y el cliente, que las envía y presenta los resultados. En nuestro proyecto el servidor es único (Node.js, con su lista de productos en memoria), pero tiene múltiples clientes que no se conocen entre sí: dos clientes de consola (Python y PHP) que demuestran las operaciones exigidas por la tarea, y dos paneles web —uno por cada lenguaje— construidos como mejora adicional. Ninguno de los clientes necesita saber cómo está implementado el servidor por dentro; les basta con el contrato que describe el WSDL.</w:t>
+        <w:t xml:space="preserve">La arquitectura cliente-servidor divide un sistema en dos roles: el servidor, que concentra los datos y la lógica de negocio y espera solicitudes, y el cliente, que las envía y presenta los resultados. En nuestro proyecto el servidor es único (Node.js, con su lista de productos en memoria), pero tiene múltiples clientes que no se conocen entre sí: tres clientes de consola (Python, PHP y C#) que demuestran las operaciones exigidas por la tarea, y dos paneles web —uno por cada lenguaje— construidos como mejora adicional; el cliente en C# suma además un mapa interactivo con Leaflet que ubica cada producto en su bodega. Ninguno de los clientes necesita saber cómo está implementado el servidor por dentro; les basta con el contrato que describe el WSDL.</w:t>
       </w:r>
     </w:p>
     <w:p>
@@ -617,7 +617,7 @@
           <w:sz w:val="22"/>
           <w:szCs w:val="22"/>
         </w:rPr>
-        <w:t xml:space="preserve">Sobre ese mismo servidor se apoyan cuatro clientes: dos de consola (cliente-python/client.py con la librería zeep, y cliente-php/client.php con la clase nativa SoapClient) que son los exigidos por el enunciado, y dos paneles web —uno por cada lenguaje— que construimos como mejora adicional para poder operar el servicio desde el navegador en lugar de la terminal.</w:t>
+        <w:t xml:space="preserve">Sobre ese mismo servidor se apoyan cinco clientes: tres de consola (cliente-python/client.py con la librería zeep, cliente-php/client.php con la clase nativa SoapClient, y cliente-csharp/Program.cs con un proxy generado por dotnet-svcutil sobre .NET) que son los exigidos por el enunciado, y dos paneles web —uno por cada lenguaje— que construimos como mejora adicional para poder operar el servicio desde el navegador en lugar de la terminal. El cliente en C# incluye además un mapa interactivo (Leaflet) que ubica cada producto en la bodega correspondiente a su categoría.</w:t>
       </w:r>
     </w:p>
     <w:p>
@@ -749,7 +749,7 @@
           <w:sz w:val="22"/>
           <w:szCs w:val="22"/>
         </w:rPr>
-        <w:t xml:space="preserve">Desarrollamos dos clientes de consola, uno por integrante asignado: client.py en Python, usando la librería zeep, que lee el WSDL y genera dinámicamente las funciones correspondientes a cada operación; y client.php en PHP, usando la clase nativa SoapClient, sin ninguna librería externa. Ambos ejecutan la misma secuencia de pruebas: registran dos productos, consultan uno existente y uno inexistente, listan el inventario, actualizan el stock de un producto, calculan el valor de su inventario y finalmente lo eliminan —incluyendo, en cada paso relevante, un intento con datos inválidos para comprobar que el servidor rechaza correctamente el caso incorrecto.</w:t>
+        <w:t xml:space="preserve">Desarrollamos tres clientes de consola: client.py en Python, usando la librería zeep, que lee el WSDL y genera dinámicamente las funciones correspondientes a cada operación; client.php en PHP, usando la clase nativa SoapClient, sin ninguna librería externa; y Program.cs en C#, usando un proxy generado con dotnet-svcutil (la herramienta de .NET equivalente a zeep o SoapClient) a partir del mismo WSDL. Los tres ejecutan la misma secuencia de pruebas: registran dos productos, consultan uno existente y uno inexistente, listan el inventario, actualizan el stock de un producto, calculan el valor de su inventario y finalmente lo eliminan —incluyendo, en cada paso relevante, un intento con datos inválidos para comprobar que el servidor rechaza correctamente el caso incorrecto. El cliente en C# suma, además, un mapa interactivo hecho con Leaflet: al listar los productos, agrupa cada uno en la bodega que corresponde a su categoría y lo muestra sobre un mapa de Ecuador, con un listado debajo donde se puede aislar la ubicación de un solo producto haciendo clic en su nombre.</w:t>
       </w:r>
     </w:p>
     <w:p>
@@ -1416,7 +1416,7 @@
           <w:sz w:val="22"/>
           <w:szCs w:val="22"/>
         </w:rPr>
-        <w:t xml:space="preserve">Con el servidor corriendo, cada cliente se ejecuta de forma independiente y muestra en su propia consola el resultado de las 7 demostraciones mínimas (registro, consulta existente/inexistente, listado, actualización de stock, cálculo de inventario y eliminación).</w:t>
+        <w:t xml:space="preserve">Con el servidor corriendo, cada uno de los tres clientes se ejecuta de forma independiente y muestra en su propia consola el resultado de las 7 demostraciones mínimas (registro, consulta existente/inexistente, listado, actualización de stock, cálculo de inventario y eliminación).</w:t>
       </w:r>
     </w:p>
     <w:tbl>
@@ -1538,6 +1538,155 @@
     </w:tbl>
     <w:p>
       <w:pPr>
+        <w:spacing w:after="180"/>
+      </w:pPr>
+    </w:p>
+    <w:tbl>
+      <w:tblPr>
+        <w:tblW w:type="pct" w:w="100%"/>
+        <w:tblBorders>
+          <w:top w:val="single" w:color="B5651D" w:sz="6"/>
+          <w:left w:val="single" w:color="B5651D" w:sz="6"/>
+          <w:bottom w:val="single" w:color="B5651D" w:sz="6"/>
+          <w:right w:val="single" w:color="B5651D" w:sz="6"/>
+          <w:insideH w:val="none" w:color="FFFFFF" w:sz="0"/>
+          <w:insideV w:val="none" w:color="FFFFFF" w:sz="0"/>
+        </w:tblBorders>
+      </w:tblPr>
+      <w:tblGrid>
+        <w:gridCol w:w="100"/>
+      </w:tblGrid>
+      <w:tr>
+        <w:tc>
+          <w:tcPr>
+            <w:shd w:fill="F7E9DA" w:val="clear"/>
+            <w:tcMar>
+              <w:top w:type="dxa" w:w="160"/>
+              <w:left w:type="dxa" w:w="200"/>
+              <w:bottom w:type="dxa" w:w="160"/>
+              <w:right w:type="dxa" w:w="200"/>
+            </w:tcMar>
+          </w:tcPr>
+          <w:p>
+            <w:pPr>
+              <w:spacing w:after="80"/>
+            </w:pPr>
+            <w:r>
+              <w:rPr>
+                <w:b/>
+                <w:bCs/>
+                <w:color w:val="B5651D"/>
+                <w:sz w:val="20"/>
+                <w:szCs w:val="20"/>
+              </w:rPr>
+              <w:t xml:space="preserve">[ESPACIO PARA CAPTURA]  Consola del cliente C#</w:t>
+            </w:r>
+          </w:p>
+          <w:p>
+            <w:r>
+              <w:rPr>
+                <w:i/>
+                <w:iCs/>
+                <w:color w:val="1E2622"/>
+                <w:sz w:val="19"/>
+                <w:szCs w:val="19"/>
+              </w:rPr>
+              <w:t xml:space="preserve">Ejecutar "dotnet run" dentro de cliente-csharp/ y capturar la salida completa en la terminal.</w:t>
+            </w:r>
+          </w:p>
+        </w:tc>
+      </w:tr>
+    </w:tbl>
+    <w:p>
+      <w:pPr>
+        <w:spacing w:after="260"/>
+      </w:pPr>
+    </w:p>
+    <w:p>
+      <w:pPr>
+        <w:pStyle w:val="Heading2"/>
+        <w:spacing w:after="140" w:before="300"/>
+      </w:pPr>
+      <w:r>
+        <w:t xml:space="preserve">7.10 Mapa interactivo del cliente C# (Leaflet)</w:t>
+      </w:r>
+    </w:p>
+    <w:p>
+      <w:pPr>
+        <w:spacing w:after="200" w:line="300"/>
+        <w:jc w:val="both"/>
+      </w:pPr>
+      <w:r>
+        <w:rPr>
+          <w:sz w:val="22"/>
+          <w:szCs w:val="22"/>
+        </w:rPr>
+        <w:t xml:space="preserve">A pedido del docente, el cliente en C# incorpora un mapa hecho con la librería Leaflet: al ejecutarlo (con "dotnet run" o, sin registrar ni borrar nada, con "dotnet run -- --mapa"), agrupa los productos existentes en la bodega correspondiente a su categoría y los ubica sobre un mapa de Ecuador con OpenStreetMap. Debajo del mapa se lista cada producto con su ubicación en texto, y al hacer clic en el nombre de un producto el mapa aísla su marcador; el botón "Mostrar todos" regresa a la vista completa.</w:t>
+      </w:r>
+    </w:p>
+    <w:tbl>
+      <w:tblPr>
+        <w:tblW w:type="pct" w:w="100%"/>
+        <w:tblBorders>
+          <w:top w:val="single" w:color="B5651D" w:sz="6"/>
+          <w:left w:val="single" w:color="B5651D" w:sz="6"/>
+          <w:bottom w:val="single" w:color="B5651D" w:sz="6"/>
+          <w:right w:val="single" w:color="B5651D" w:sz="6"/>
+          <w:insideH w:val="none" w:color="FFFFFF" w:sz="0"/>
+          <w:insideV w:val="none" w:color="FFFFFF" w:sz="0"/>
+        </w:tblBorders>
+      </w:tblPr>
+      <w:tblGrid>
+        <w:gridCol w:w="100"/>
+      </w:tblGrid>
+      <w:tr>
+        <w:tc>
+          <w:tcPr>
+            <w:shd w:fill="F7E9DA" w:val="clear"/>
+            <w:tcMar>
+              <w:top w:type="dxa" w:w="160"/>
+              <w:left w:type="dxa" w:w="200"/>
+              <w:bottom w:type="dxa" w:w="160"/>
+              <w:right w:type="dxa" w:w="200"/>
+            </w:tcMar>
+          </w:tcPr>
+          <w:p>
+            <w:pPr>
+              <w:spacing w:after="80"/>
+            </w:pPr>
+            <w:r>
+              <w:rPr>
+                <w:b/>
+                <w:bCs/>
+                <w:color w:val="B5651D"/>
+                <w:sz w:val="20"/>
+                <w:szCs w:val="20"/>
+              </w:rPr>
+              <w:t xml:space="preserve">[ESPACIO PARA CAPTURA]  Mapa de bodegas del cliente C#</w:t>
+            </w:r>
+          </w:p>
+          <w:p>
+            <w:r>
+              <w:rPr>
+                <w:i/>
+                <w:iCs/>
+                <w:color w:val="1E2622"/>
+                <w:sz w:val="19"/>
+                <w:szCs w:val="19"/>
+              </w:rPr>
+              <w:t xml:space="preserve">Capturar el navegador con el mapa abierto (generado por cliente-csharp/), mostrando al menos un marcador con su popup y la tabla de productos con su ubicación.</w:t>
+            </w:r>
+          </w:p>
+        </w:tc>
+      </w:tr>
+    </w:tbl>
+    <w:p>
+      <w:pPr>
+        <w:spacing w:after="260"/>
+      </w:pPr>
+    </w:p>
+    <w:p>
+      <w:pPr>
         <w:pStyle w:val="Heading1"/>
         <w:spacing w:after="200" w:before="420"/>
       </w:pPr>
@@ -1555,7 +1704,7 @@
           <w:sz w:val="22"/>
           <w:szCs w:val="22"/>
         </w:rPr>
-        <w:t xml:space="preserve">El servicio SOAP respondió de forma consistente a lo largo de todas las pruebas: las seis operaciones funcionan tanto desde SoapUI como desde los dos clientes de consola y los dos paneles web, y las validaciones de negocio se comportan igual sin importar por cuál de las dos vías —SOAP o REST— llegue la solicitud, gracias a que ambas comparten la misma capa de lógica (operaciones.js). Esto nos permitió confirmar en la práctica algo que solo habíamos leído en la teoría: un buen contrato de servicio (ya sea un WSDL o una API REST bien diseñada) permite que clientes completamente distintos —de consola o web, en Python o en PHP— interactúen con el mismo backend sin conocer los detalles de su implementación.</w:t>
+        <w:t xml:space="preserve">El servicio SOAP respondió de forma consistente a lo largo de todas las pruebas: las seis operaciones funcionan tanto desde SoapUI como desde los tres clientes de consola y los dos paneles web, y las validaciones de negocio se comportan igual sin importar por cuál de las dos vías —SOAP o REST— llegue la solicitud, gracias a que ambas comparten la misma capa de lógica (operaciones.js). Esto nos permitió confirmar en la práctica algo que solo habíamos leído en la teoría: un buen contrato de servicio (ya sea un WSDL o una API REST bien diseñada) permite que clientes completamente distintos —de consola o web, en Python o en PHP— interactúen con el mismo backend sin conocer los detalles de su implementación.</w:t>
       </w:r>
     </w:p>
     <w:p>
@@ -1624,7 +1773,7 @@
           <w:sz w:val="22"/>
           <w:szCs w:val="22"/>
         </w:rPr>
-        <w:t xml:space="preserve">Un WSDL bien definido es, en la práctica, más que documentación: es el contrato que hace posible que clientes en Python y PHP —que no comparten ni una línea de código entre sí— consuman exactamente el mismo servicio sin errores de interpretación.</w:t>
+        <w:t xml:space="preserve">Un WSDL bien definido es, en la práctica, más que documentación: es el contrato que hace posible que clientes en Python, PHP y C# —que no comparten ni una línea de código entre sí— consuman exactamente el mismo servicio sin errores de interpretación.</w:t>
       </w:r>
     </w:p>
     <w:p>
@@ -1784,6 +1933,19 @@
           <w:szCs w:val="21"/>
         </w:rPr>
         <w:t xml:space="preserve">Fielding, R. T. (2000). Architectural styles and the design of network-based software architectures [Tesis doctoral, University of California, Irvine]. https://ics.uci.edu/~fielding/pubs/dissertation/top.htm</w:t>
+      </w:r>
+    </w:p>
+    <w:p>
+      <w:pPr>
+        <w:spacing w:after="220" w:line="280"/>
+        <w:ind w:left="400" w:hanging="400"/>
+      </w:pPr>
+      <w:r>
+        <w:rPr>
+          <w:sz w:val="21"/>
+          <w:szCs w:val="21"/>
+        </w:rPr>
+        <w:t xml:space="preserve">Microsoft. (2024). dotnet-svcutil guide: Generate a WCF client from a WSDL. Microsoft Learn. https://learn.microsoft.com/dotnet/core/additional-tools/dotnet-svcutil-guide</w:t>
       </w:r>
     </w:p>
     <w:p>

--- a/informe/informe_tecnico.docx
+++ b/informe/informe_tecnico.docx
@@ -93,7 +93,7 @@
           <w:sz w:val="22"/>
           <w:szCs w:val="22"/>
         </w:rPr>
-        <w:t xml:space="preserve">Ismael [Apellido]</w:t>
+        <w:t xml:space="preserve">Ismael Vanegas</w:t>
       </w:r>
     </w:p>
     <w:p>
@@ -106,7 +106,7 @@
           <w:sz w:val="22"/>
           <w:szCs w:val="22"/>
         </w:rPr>
-        <w:t xml:space="preserve">Alexandra [Apellido]</w:t>
+        <w:t xml:space="preserve">Alexandra Caicedo</w:t>
       </w:r>
     </w:p>
     <w:p>
@@ -119,7 +119,7 @@
           <w:sz w:val="22"/>
           <w:szCs w:val="22"/>
         </w:rPr>
-        <w:t xml:space="preserve">Israel [Apellido]</w:t>
+        <w:t xml:space="preserve">Israel Arevalo</w:t>
       </w:r>
     </w:p>
     <w:p>
@@ -158,7 +158,7 @@
           <w:sz w:val="22"/>
           <w:szCs w:val="22"/>
         </w:rPr>
-        <w:t xml:space="preserve">Julio de 2026</w:t>
+        <w:t xml:space="preserve">Agosto de 2026</w:t>
       </w:r>
     </w:p>
     <w:p>
@@ -211,7 +211,7 @@
           <w:sz w:val="22"/>
           <w:szCs w:val="22"/>
         </w:rPr>
-        <w:t xml:space="preserve">Este informe documenta el desarrollo de un sistema de gestión de productos construido sobre ese modelo: un servidor SOAP hecho en Node.js, con su propio archivo WSDL, capaz de registrar, consultar, listar, actualizar, valorizar y eliminar productos. Para comprobar que el contrato funciona sin importar el lenguaje del cliente, lo consumimos desde tres clientes completamente distintos —Python, PHP y C#— y, ya entendiendo bien el protocolo, decidimos ir un poco más allá de lo mínimo exigido: le agregamos persistencia en una base de datos (Supabase), una API REST sobre el mismo backend para comparar ambos protocolos en la práctica, y una interfaz web para cada cliente. Todo lo que se describe a continuación fue construido, ejecutado y probado por el equipo; no es un ejercicio únicamente teórico.</w:t>
+        <w:t xml:space="preserve">Este informe documenta el desarrollo de un sistema de gestión de productos construido sobre ese modelo: un servidor SOAP hecho en Node.js, con su propio archivo WSDL, capaz de registrar, consultar, listar, actualizar, valorizar y eliminar productos. Para comprobar que el contrato funciona sin importar el lenguaje del cliente, lo consumimos desde tres clientes completamente distintos —Python, PHP y, como aporte individual de Alexandra, C#— y, ya entendiendo bien el protocolo, decidimos ir un poco más allá de lo mínimo exigido: le agregamos persistencia en una base de datos (Supabase), una API REST sobre el mismo backend para comparar ambos protocolos en la práctica, y una interfaz web para los clientes de Python y PHP. Todo lo que se describe a continuación fue construido, ejecutado y probado por el equipo; no es un ejercicio únicamente teórico.</w:t>
       </w:r>
     </w:p>
     <w:p>
@@ -310,7 +310,7 @@
           <w:sz w:val="22"/>
           <w:szCs w:val="22"/>
         </w:rPr>
-        <w:t xml:space="preserve">Intercambiar información estructurada mediante mensajes XML y comprobar, en la práctica, que el contrato definido en el WSDL se respeta en ambas direcciones.</w:t>
+        <w:t xml:space="preserve">Intercambiar información estructurada mediante mensajes XML y comprobar, en la práctica, que el contrato definido en el WSDL se respeta en todas direcciones.</w:t>
       </w:r>
     </w:p>
     <w:p>
@@ -419,7 +419,7 @@
           <w:sz w:val="22"/>
           <w:szCs w:val="22"/>
         </w:rPr>
-        <w:t xml:space="preserve">SOAP es un protocolo de mensajería basado en XML que define un formato estricto para el intercambio de información entre aplicaciones: cada mensaje viaja dentro de un "sobre" (Envelope) que contiene un encabezado opcional y un cuerpo (Body) con la solicitud o la respuesta. A diferencia de otros estilos de comunicación más flexibles, SOAP exige que la estructura de cada mensaje coincida exactamente con lo que el WSDL declaró; si el servidor incluye un dato que el contrato no definió, el mensaje deja de ser válido. Esto lo aprendimos de la peor manera: al agregar un campo adicional para identificar qué integrante había registrado cada producto, la librería que usamos terminó incluyéndolo también en las respuestas SOAP, rompiendo la conformidad del contrato. Tuvimos que separar explícitamente esa información para que solo viajara por la API REST, y dejar el SOAP tal como el WSDL lo describe.</w:t>
+        <w:t xml:space="preserve">SOAP es un protocolo de mensajería basado en XML que define un formato estricto para el intercambio de información entre aplicaciones: cada mensaje viaja dentro de un “sobre” (Envelope) que contiene un encabezado opcional y un cuerpo (Body) con la solicitud o la respuesta. A diferencia de otros estilos de comunicación más flexibles, SOAP exige que la estructura de cada mensaje coincida exactamente con lo que el WSDL declaró; si el servidor incluye un dato que el contrato no definió, el mensaje deja de ser válido. Esto lo aprendimos de la peor manera: al agregar un campo adicional para identificar qué integrante había registrado cada producto, la librería que usamos terminó incluyéndolo también en las respuestas SOAP, rompiendo la conformidad del contrato. Tuvimos que separar explícitamente esa información para que solo viajara por la API REST, y dejar el SOAP tal como el WSDL lo describe.</w:t>
       </w:r>
     </w:p>
     <w:p>
@@ -463,7 +463,7 @@
           <w:sz w:val="22"/>
           <w:szCs w:val="22"/>
         </w:rPr>
-        <w:t xml:space="preserve">El WSDL es el documento que describe formalmente un servicio SOAP: qué operaciones ofrece, qué tipos de datos usa cada una (types), qué mensajes de entrada y salida corresponden a cada operación (message y portType), cómo se transportan esos mensajes (binding) y en qué dirección de red se puede acceder al servicio (service y port). En este proyecto escribimos el archivo productos.wsdl a mano, definiendo las seis operaciones exigidas por el enunciado, y lo dejamos accesible desde el navegador en http://localhost:8000/productos?wsdl, tal como pide la tarea. Ese mismo archivo es el que SoapUI necesita para generar automáticamente las solicitudes de prueba, y el que las librerías cliente (zeep en Python, SoapClient en PHP) leen para saber qué operaciones pueden invocar.</w:t>
+        <w:t xml:space="preserve">El WSDL es el documento que describe formalmente un servicio SOAP: qué operaciones ofrece, qué tipos de datos usa cada una (types), qué mensajes de entrada y salida corresponden a cada operación (message y portType), cómo se transportan esos mensajes (binding) y en qué dirección de red se puede acceder al servicio (service y port). En este proyecto escribimos el archivo productos.wsdl a mano, definiendo las seis operaciones exigidas por el enunciado, y lo dejamos accesible desde el navegador en http://localhost:8000/productos?wsdl, tal como pide la tarea. Ese mismo archivo es el que SoapUI necesita para generar automáticamente las solicitudes de prueba, y el que las librerías cliente (zeep en Python, SoapClient en PHP, y el proxy generado por dotnet-svcutil en C#) leen para saber qué operaciones pueden invocar.</w:t>
       </w:r>
     </w:p>
     <w:p>
@@ -485,7 +485,7 @@
           <w:sz w:val="22"/>
           <w:szCs w:val="22"/>
         </w:rPr>
-        <w:t xml:space="preserve">La arquitectura cliente-servidor divide un sistema en dos roles: el servidor, que concentra los datos y la lógica de negocio y espera solicitudes, y el cliente, que las envía y presenta los resultados. En nuestro proyecto el servidor es único (Node.js, con su lista de productos en memoria), pero tiene múltiples clientes que no se conocen entre sí: tres clientes de consola (Python, PHP y C#) que demuestran las operaciones exigidas por la tarea, y dos paneles web —uno por cada lenguaje— construidos como mejora adicional; el cliente en C# suma además un mapa interactivo con Leaflet que ubica cada producto en su bodega. Ninguno de los clientes necesita saber cómo está implementado el servidor por dentro; les basta con el contrato que describe el WSDL.</w:t>
+        <w:t xml:space="preserve">La arquitectura cliente-servidor divide un sistema en dos roles: el servidor, que concentra los datos y la lógica de negocio y espera solicitudes, y el cliente, que las envía y presenta los resultados. En nuestro proyecto el servidor es único (Node.js, con su lista de productos en memoria), pero tiene múltiples clientes que no se conocen entre sí: tres clientes de consola (Python, PHP y C#) que demuestran las operaciones exigidas por la tarea, dos paneles web —uno en Python, otro en PHP— construidos como mejora adicional, y un mapa interactivo generado por el cliente en C# como aporte individual de Alexandra. Ninguno de los clientes necesita saber cómo está implementado el servidor por dentro; les basta con el contrato que describe el WSDL.</w:t>
       </w:r>
     </w:p>
     <w:p>
@@ -529,7 +529,7 @@
           <w:sz w:val="22"/>
           <w:szCs w:val="22"/>
         </w:rPr>
-        <w:t xml:space="preserve">El diagrama siguiente resume cómo está organizado el sistema tal como quedó al final del desarrollo. Cada integrante del equipo corre su propia instancia local del servidor Node.js (puerto 8000), que expone el mismo contrato SOAP y la misma API REST; las tres instancias comparten una única base de datos en Supabase, que actúa como persistencia adicional sobre la lista en memoria de cada servidor.</w:t>
+        <w:t xml:space="preserve">El diagrama siguiente resume cómo está organizado el sistema compartido por el equipo. Cada integrante corre su propia instancia local del servidor Node.js (puerto 8000), que expone el mismo contrato SOAP y la misma API REST; las tres instancias comparten una única base de datos en Supabase, que actúa como persistencia adicional sobre la lista en memoria de cada servidor.</w:t>
       </w:r>
     </w:p>
     <w:p>
@@ -540,7 +540,7 @@
       <w:r>
         <w:drawing>
           <wp:inline distT="0" distB="0" distL="0" distR="0">
-            <wp:extent cx="5334000" cy="3467100"/>
+            <wp:extent cx="5334000" cy="4076700"/>
             <wp:effectExtent t="0" r="0" b="0" l="0"/>
             <wp:docPr id="1" name="" descr="" title=""/>
             <wp:cNvGraphicFramePr>
@@ -565,7 +565,7 @@
                   <pic:spPr bwMode="auto">
                     <a:xfrm>
                       <a:off x="0" y="0"/>
-                      <a:ext cx="5334000" cy="3467100"/>
+                      <a:ext cx="5334000" cy="4076700"/>
                     </a:xfrm>
                     <a:prstGeom prst="rect">
                       <a:avLst/>
@@ -617,7 +617,7 @@
           <w:sz w:val="22"/>
           <w:szCs w:val="22"/>
         </w:rPr>
-        <w:t xml:space="preserve">Sobre ese mismo servidor se apoyan cinco clientes: tres de consola (cliente-python/client.py con la librería zeep, cliente-php/client.php con la clase nativa SoapClient, y cliente-csharp/Program.cs con un proxy generado por dotnet-svcutil sobre .NET) que son los exigidos por el enunciado, y dos paneles web —uno por cada lenguaje— que construimos como mejora adicional para poder operar el servicio desde el navegador en lugar de la terminal. El cliente en C# incluye además un mapa interactivo (Leaflet) que ubica cada producto en la bodega correspondiente a su categoría.</w:t>
+        <w:t xml:space="preserve">Sobre ese mismo servidor se apoyan cinco clientes: tres de consola (cliente-python/client.py con la librería zeep, cliente-php/client.php con la clase nativa SoapClient, y cliente-csharp/Program.cs con un proxy generado por dotnet-svcutil) que demuestran las operaciones exigidas por el enunciado, y dos paneles web —uno por cada lenguaje con framework web— que construimos como mejora adicional. El cliente en C# es un aporte individual de Alexandra para su entrega personal: usa el mismo WSDL compartido, pero no forma parte del despliegue idéntico en las tres instancias como sí ocurre con Python y PHP.</w:t>
       </w:r>
     </w:p>
     <w:p>
@@ -683,7 +683,7 @@
           <w:sz w:val="22"/>
           <w:szCs w:val="22"/>
         </w:rPr>
-        <w:t xml:space="preserve">Antes de escribir una sola línea del servidor, definimos el contrato: creamos productos.wsdl declarando el tipo complejo Producto (código, nombre, categoría, precio, cantidad) y, para cada una de las seis operaciones, su mensaje de entrada, su mensaje de salida, la entrada en el portType, y su asociación al binding SOAP sobre HTTP. Al probarlo por primera vez con node-soap nos topamos con un error de "comentario mal formado": habíamos usado líneas decorativas con guiones dobles (--) dentro de comentarios XML, algo que la especificación XML prohíbe explícitamente. Corregirlo nos obligó a entender que un WSDL, al final, es un documento XML como cualquier otro y hereda todas sus reglas.</w:t>
+        <w:t xml:space="preserve">Antes de escribir una sola línea del servidor, definimos el contrato: creamos productos.wsdl declarando el tipo complejo Producto (código, nombre, categoría, precio, cantidad) y, para cada una de las seis operaciones, su mensaje de entrada, su mensaje de salida, la entrada en el portType, y su asociación al binding SOAP sobre HTTP. Al probarlo por primera vez con node-soap nos topamos con un error de “comentario mal formado”: habíamos usado líneas decorativas con guiones dobles (--) dentro de comentarios XML, algo que la especificación XML prohíbe explícitamente. Corregirlo nos obligó a entender que un WSDL, al final, es un documento XML como cualquier otro y hereda todas sus reglas.</w:t>
       </w:r>
     </w:p>
     <w:p>
@@ -736,29 +736,51 @@
         <w:spacing w:after="140" w:before="300"/>
       </w:pPr>
       <w:r>
-        <w:t xml:space="preserve">6.5 Implementación de los clientes</w:t>
-      </w:r>
-    </w:p>
-    <w:p>
-      <w:pPr>
-        <w:spacing w:after="200" w:line="300"/>
-        <w:jc w:val="both"/>
-      </w:pPr>
-      <w:r>
-        <w:rPr>
-          <w:sz w:val="22"/>
-          <w:szCs w:val="22"/>
-        </w:rPr>
-        <w:t xml:space="preserve">Desarrollamos tres clientes de consola: client.py en Python, usando la librería zeep, que lee el WSDL y genera dinámicamente las funciones correspondientes a cada operación; client.php en PHP, usando la clase nativa SoapClient, sin ninguna librería externa; y Program.cs en C#, usando un proxy generado con dotnet-svcutil (la herramienta de .NET equivalente a zeep o SoapClient) a partir del mismo WSDL. Los tres ejecutan la misma secuencia de pruebas: registran dos productos, consultan uno existente y uno inexistente, listan el inventario, actualizan el stock de un producto, calculan el valor de su inventario y finalmente lo eliminan —incluyendo, en cada paso relevante, un intento con datos inválidos para comprobar que el servidor rechaza correctamente el caso incorrecto. El cliente en C# suma, además, un mapa interactivo hecho con Leaflet: al listar los productos, agrupa cada uno en la bodega que corresponde a su categoría y lo muestra sobre un mapa de Ecuador, con un listado debajo donde se puede aislar la ubicación de un solo producto haciendo clic en su nombre.</w:t>
-      </w:r>
-    </w:p>
-    <w:p>
-      <w:pPr>
-        <w:pStyle w:val="Heading2"/>
-        <w:spacing w:after="140" w:before="300"/>
-      </w:pPr>
-      <w:r>
-        <w:t xml:space="preserve">6.6 API REST y paneles web (mejora adicional)</w:t>
+        <w:t xml:space="preserve">6.5 Implementación de los clientes de consola</w:t>
+      </w:r>
+    </w:p>
+    <w:p>
+      <w:pPr>
+        <w:spacing w:after="200" w:line="300"/>
+        <w:jc w:val="both"/>
+      </w:pPr>
+      <w:r>
+        <w:rPr>
+          <w:sz w:val="22"/>
+          <w:szCs w:val="22"/>
+        </w:rPr>
+        <w:t xml:space="preserve">Desarrollamos tres clientes de consola: client.py en Python, usando la librería zeep, que lee el WSDL y genera dinámicamente las funciones correspondientes a cada operación; client.php en PHP, usando la clase nativa SoapClient, sin ninguna librería externa; y Program.cs en C#, usando un proxy generado con la herramienta dotnet-svcutil a partir del mismo WSDL. Los tres ejecutan la misma secuencia de pruebas: registran dos productos, consultan uno existente y uno inexistente, listan el inventario, actualizan el stock de un producto, calculan el valor de su inventario y finalmente lo eliminan —incluyendo, en cada paso relevante, un intento con datos inválidos para comprobar que el servidor rechaza correctamente el caso incorrecto.</w:t>
+      </w:r>
+    </w:p>
+    <w:p>
+      <w:pPr>
+        <w:pStyle w:val="Heading2"/>
+        <w:spacing w:after="140" w:before="300"/>
+      </w:pPr>
+      <w:r>
+        <w:t xml:space="preserve">6.6 Cliente en C# y mapa interactivo (aporte individual de Alexandra)</w:t>
+      </w:r>
+    </w:p>
+    <w:p>
+      <w:pPr>
+        <w:spacing w:after="200" w:line="300"/>
+        <w:jc w:val="both"/>
+      </w:pPr>
+      <w:r>
+        <w:rPr>
+          <w:sz w:val="22"/>
+          <w:szCs w:val="22"/>
+        </w:rPr>
+        <w:t xml:space="preserve">Para su entrega individual, Alexandra construyó un cuarto cliente en C# (.NET) que, además de las 7 demostraciones mínimas, genera un mapa interactivo con la librería Leaflet: cada categoría de producto se ubica en una bodega o tienda real (Quito, Guayaquil, Cuenca, Ambato), y el mapa se abre automáticamente en el navegador como un archivo HTML independiente (mapa_productos.html). Una decisión de diseño importante: el mapeo categoría-bodega vive únicamente dentro del cliente C# (en MapaBodegas.cs), sin agregar ningún campo nuevo al WSDL, a las validaciones ni a la tabla productos de Supabase — esa es infraestructura compartida por los tres integrantes, y una mejora individual no debía modificarla.</w:t>
+      </w:r>
+    </w:p>
+    <w:p>
+      <w:pPr>
+        <w:pStyle w:val="Heading2"/>
+        <w:spacing w:after="140" w:before="300"/>
+      </w:pPr>
+      <w:r>
+        <w:t xml:space="preserve">6.7 API REST y paneles web (mejora adicional)</w:t>
       </w:r>
     </w:p>
     <w:p>
@@ -780,7 +802,7 @@
         <w:spacing w:after="140" w:before="300"/>
       </w:pPr>
       <w:r>
-        <w:t xml:space="preserve">6.7 Pruebas</w:t>
+        <w:t xml:space="preserve">6.8 Pruebas</w:t>
       </w:r>
     </w:p>
     <w:p>
@@ -1266,66 +1288,67 @@
         <w:t xml:space="preserve">El servidor se levanta con npm start desde la carpeta servidor/ y muestra en consola la hidratación desde Supabase, la dirección del servicio SOAP y de la API REST, y cada operación ejecutada con su resultado.</w:t>
       </w:r>
     </w:p>
-    <w:tbl>
-      <w:tblPr>
-        <w:tblW w:type="pct" w:w="100%"/>
-        <w:tblBorders>
-          <w:top w:val="single" w:color="B5651D" w:sz="6"/>
-          <w:left w:val="single" w:color="B5651D" w:sz="6"/>
-          <w:bottom w:val="single" w:color="B5651D" w:sz="6"/>
-          <w:right w:val="single" w:color="B5651D" w:sz="6"/>
-          <w:insideH w:val="none" w:color="FFFFFF" w:sz="0"/>
-          <w:insideV w:val="none" w:color="FFFFFF" w:sz="0"/>
-        </w:tblBorders>
-      </w:tblPr>
-      <w:tblGrid>
-        <w:gridCol w:w="100"/>
-      </w:tblGrid>
-      <w:tr>
-        <w:tc>
-          <w:tcPr>
-            <w:shd w:fill="F7E9DA" w:val="clear"/>
-            <w:tcMar>
-              <w:top w:type="dxa" w:w="160"/>
-              <w:left w:type="dxa" w:w="200"/>
-              <w:bottom w:type="dxa" w:w="160"/>
-              <w:right w:type="dxa" w:w="200"/>
-            </w:tcMar>
-          </w:tcPr>
-          <w:p>
-            <w:pPr>
-              <w:spacing w:after="80"/>
-            </w:pPr>
-            <w:r>
-              <w:rPr>
-                <w:b/>
-                <w:bCs/>
-                <w:color w:val="B5651D"/>
-                <w:sz w:val="20"/>
-                <w:szCs w:val="20"/>
-              </w:rPr>
-              <w:t xml:space="preserve">[ESPACIO PARA CAPTURA]  Terminal con el servidor corriendo</w:t>
-            </w:r>
-          </w:p>
-          <w:p>
-            <w:r>
-              <w:rPr>
-                <w:i/>
-                <w:iCs/>
-                <w:color w:val="1E2622"/>
-                <w:sz w:val="19"/>
-                <w:szCs w:val="19"/>
-              </w:rPr>
-              <w:t xml:space="preserve">Ejecutar "npm start" dentro de servidor/ y capturar la consola mostrando las líneas "Servidor SOAP escuchando...", "WSDL disponible..." y "API REST disponible...".</w:t>
-            </w:r>
-          </w:p>
-        </w:tc>
-      </w:tr>
-    </w:tbl>
-    <w:p>
-      <w:pPr>
-        <w:spacing w:after="260"/>
-      </w:pPr>
+    <w:p>
+      <w:pPr>
+        <w:spacing w:after="60" w:before="160"/>
+        <w:jc w:val="center"/>
+      </w:pPr>
+      <w:r>
+        <w:drawing>
+          <wp:inline distT="0" distB="0" distL="0" distR="0">
+            <wp:extent cx="4381500" cy="1314450"/>
+            <wp:effectExtent t="0" r="0" b="0" l="0"/>
+            <wp:docPr id="1" name="" descr="" title=""/>
+            <wp:cNvGraphicFramePr>
+              <a:graphicFrameLocks xmlns:a="http://schemas.openxmlformats.org/drawingml/2006/main" noChangeAspect="1"/>
+            </wp:cNvGraphicFramePr>
+            <a:graphic xmlns:a="http://schemas.openxmlformats.org/drawingml/2006/main">
+              <a:graphicData uri="http://schemas.openxmlformats.org/drawingml/2006/picture">
+                <pic:pic xmlns:pic="http://schemas.openxmlformats.org/drawingml/2006/picture">
+                  <pic:nvPicPr>
+                    <pic:cNvPr id="0" name="" descr=""/>
+                    <pic:cNvPicPr>
+                      <a:picLocks noChangeAspect="1" noChangeArrowheads="1"/>
+                    </pic:cNvPicPr>
+                  </pic:nvPicPr>
+                  <pic:blipFill>
+                    <a:blip r:embed="rId15" cstate="none"/>
+                    <a:srcRect/>
+                    <a:stretch>
+                      <a:fillRect/>
+                    </a:stretch>
+                  </pic:blipFill>
+                  <pic:spPr bwMode="auto">
+                    <a:xfrm>
+                      <a:off x="0" y="0"/>
+                      <a:ext cx="4381500" cy="1314450"/>
+                    </a:xfrm>
+                    <a:prstGeom prst="rect">
+                      <a:avLst/>
+                    </a:prstGeom>
+                  </pic:spPr>
+                </pic:pic>
+              </a:graphicData>
+            </a:graphic>
+          </wp:inline>
+        </w:drawing>
+      </w:r>
+    </w:p>
+    <w:p>
+      <w:pPr>
+        <w:spacing w:after="320" w:before="80"/>
+        <w:jc w:val="center"/>
+      </w:pPr>
+      <w:r>
+        <w:rPr>
+          <w:i/>
+          <w:iCs/>
+          <w:color w:val="5B665F"/>
+          <w:sz w:val="19"/>
+          <w:szCs w:val="19"/>
+        </w:rPr>
+        <w:t xml:space="preserve">Figura 8. Consola del servidor tras "npm start": WSDL y API REST disponibles.</w:t>
+      </w:r>
     </w:p>
     <w:p>
       <w:pPr>
@@ -1336,271 +1359,226 @@
         <w:t xml:space="preserve">7.8 Acceso al WSDL desde el navegador</w:t>
       </w:r>
     </w:p>
-    <w:tbl>
-      <w:tblPr>
-        <w:tblW w:type="pct" w:w="100%"/>
-        <w:tblBorders>
-          <w:top w:val="single" w:color="B5651D" w:sz="6"/>
-          <w:left w:val="single" w:color="B5651D" w:sz="6"/>
-          <w:bottom w:val="single" w:color="B5651D" w:sz="6"/>
-          <w:right w:val="single" w:color="B5651D" w:sz="6"/>
-          <w:insideH w:val="none" w:color="FFFFFF" w:sz="0"/>
-          <w:insideV w:val="none" w:color="FFFFFF" w:sz="0"/>
-        </w:tblBorders>
-      </w:tblPr>
-      <w:tblGrid>
-        <w:gridCol w:w="100"/>
-      </w:tblGrid>
-      <w:tr>
-        <w:tc>
-          <w:tcPr>
-            <w:shd w:fill="F7E9DA" w:val="clear"/>
-            <w:tcMar>
-              <w:top w:type="dxa" w:w="160"/>
-              <w:left w:type="dxa" w:w="200"/>
-              <w:bottom w:type="dxa" w:w="160"/>
-              <w:right w:type="dxa" w:w="200"/>
-            </w:tcMar>
-          </w:tcPr>
-          <w:p>
-            <w:pPr>
-              <w:spacing w:after="80"/>
-            </w:pPr>
-            <w:r>
-              <w:rPr>
-                <w:b/>
-                <w:bCs/>
-                <w:color w:val="B5651D"/>
-                <w:sz w:val="20"/>
-                <w:szCs w:val="20"/>
-              </w:rPr>
-              <w:t xml:space="preserve">[ESPACIO PARA CAPTURA]  Navegador mostrando el WSDL</w:t>
-            </w:r>
-          </w:p>
-          <w:p>
-            <w:r>
-              <w:rPr>
-                <w:i/>
-                <w:iCs/>
-                <w:color w:val="1E2622"/>
-                <w:sz w:val="19"/>
-                <w:szCs w:val="19"/>
-              </w:rPr>
-              <w:t xml:space="preserve">Abrir http://localhost:8000/productos?wsdl en el navegador (con el servidor corriendo) y capturar el XML completo que se muestra.</w:t>
-            </w:r>
-          </w:p>
-        </w:tc>
-      </w:tr>
-    </w:tbl>
-    <w:p>
-      <w:pPr>
-        <w:spacing w:after="260"/>
-      </w:pPr>
-    </w:p>
-    <w:p>
-      <w:pPr>
-        <w:pStyle w:val="Heading2"/>
-        <w:spacing w:after="140" w:before="300"/>
-      </w:pPr>
-      <w:r>
-        <w:t xml:space="preserve">7.9 Ejecución de los clientes</w:t>
-      </w:r>
-    </w:p>
-    <w:p>
-      <w:pPr>
-        <w:spacing w:after="200" w:line="300"/>
-        <w:jc w:val="both"/>
-      </w:pPr>
-      <w:r>
-        <w:rPr>
-          <w:sz w:val="22"/>
-          <w:szCs w:val="22"/>
-        </w:rPr>
-        <w:t xml:space="preserve">Con el servidor corriendo, cada uno de los tres clientes se ejecuta de forma independiente y muestra en su propia consola el resultado de las 7 demostraciones mínimas (registro, consulta existente/inexistente, listado, actualización de stock, cálculo de inventario y eliminación).</w:t>
-      </w:r>
-    </w:p>
-    <w:tbl>
-      <w:tblPr>
-        <w:tblW w:type="pct" w:w="100%"/>
-        <w:tblBorders>
-          <w:top w:val="single" w:color="B5651D" w:sz="6"/>
-          <w:left w:val="single" w:color="B5651D" w:sz="6"/>
-          <w:bottom w:val="single" w:color="B5651D" w:sz="6"/>
-          <w:right w:val="single" w:color="B5651D" w:sz="6"/>
-          <w:insideH w:val="none" w:color="FFFFFF" w:sz="0"/>
-          <w:insideV w:val="none" w:color="FFFFFF" w:sz="0"/>
-        </w:tblBorders>
-      </w:tblPr>
-      <w:tblGrid>
-        <w:gridCol w:w="100"/>
-      </w:tblGrid>
-      <w:tr>
-        <w:tc>
-          <w:tcPr>
-            <w:shd w:fill="F7E9DA" w:val="clear"/>
-            <w:tcMar>
-              <w:top w:type="dxa" w:w="160"/>
-              <w:left w:type="dxa" w:w="200"/>
-              <w:bottom w:type="dxa" w:w="160"/>
-              <w:right w:type="dxa" w:w="200"/>
-            </w:tcMar>
-          </w:tcPr>
-          <w:p>
-            <w:pPr>
-              <w:spacing w:after="80"/>
-            </w:pPr>
-            <w:r>
-              <w:rPr>
-                <w:b/>
-                <w:bCs/>
-                <w:color w:val="B5651D"/>
-                <w:sz w:val="20"/>
-                <w:szCs w:val="20"/>
-              </w:rPr>
-              <w:t xml:space="preserve">[ESPACIO PARA CAPTURA]  Consola del cliente Python</w:t>
-            </w:r>
-          </w:p>
-          <w:p>
-            <w:r>
-              <w:rPr>
-                <w:i/>
-                <w:iCs/>
-                <w:color w:val="1E2622"/>
-                <w:sz w:val="19"/>
-                <w:szCs w:val="19"/>
-              </w:rPr>
-              <w:t xml:space="preserve">Ejecutar "python client.py" dentro de cliente-python/ y capturar la salida completa en la terminal.</w:t>
-            </w:r>
-          </w:p>
-        </w:tc>
-      </w:tr>
-    </w:tbl>
-    <w:p>
-      <w:pPr>
-        <w:spacing w:after="180"/>
-      </w:pPr>
-    </w:p>
-    <w:tbl>
-      <w:tblPr>
-        <w:tblW w:type="pct" w:w="100%"/>
-        <w:tblBorders>
-          <w:top w:val="single" w:color="B5651D" w:sz="6"/>
-          <w:left w:val="single" w:color="B5651D" w:sz="6"/>
-          <w:bottom w:val="single" w:color="B5651D" w:sz="6"/>
-          <w:right w:val="single" w:color="B5651D" w:sz="6"/>
-          <w:insideH w:val="none" w:color="FFFFFF" w:sz="0"/>
-          <w:insideV w:val="none" w:color="FFFFFF" w:sz="0"/>
-        </w:tblBorders>
-      </w:tblPr>
-      <w:tblGrid>
-        <w:gridCol w:w="100"/>
-      </w:tblGrid>
-      <w:tr>
-        <w:tc>
-          <w:tcPr>
-            <w:shd w:fill="F7E9DA" w:val="clear"/>
-            <w:tcMar>
-              <w:top w:type="dxa" w:w="160"/>
-              <w:left w:type="dxa" w:w="200"/>
-              <w:bottom w:type="dxa" w:w="160"/>
-              <w:right w:type="dxa" w:w="200"/>
-            </w:tcMar>
-          </w:tcPr>
-          <w:p>
-            <w:pPr>
-              <w:spacing w:after="80"/>
-            </w:pPr>
-            <w:r>
-              <w:rPr>
-                <w:b/>
-                <w:bCs/>
-                <w:color w:val="B5651D"/>
-                <w:sz w:val="20"/>
-                <w:szCs w:val="20"/>
-              </w:rPr>
-              <w:t xml:space="preserve">[ESPACIO PARA CAPTURA]  Consola del cliente PHP</w:t>
-            </w:r>
-          </w:p>
-          <w:p>
-            <w:r>
-              <w:rPr>
-                <w:i/>
-                <w:iCs/>
-                <w:color w:val="1E2622"/>
-                <w:sz w:val="19"/>
-                <w:szCs w:val="19"/>
-              </w:rPr>
-              <w:t xml:space="preserve">Ejecutar "php client.php" dentro de cliente-php/ y capturar la salida completa en la terminal.</w:t>
-            </w:r>
-          </w:p>
-        </w:tc>
-      </w:tr>
-    </w:tbl>
-    <w:p>
-      <w:pPr>
-        <w:spacing w:after="180"/>
-      </w:pPr>
-    </w:p>
-    <w:tbl>
-      <w:tblPr>
-        <w:tblW w:type="pct" w:w="100%"/>
-        <w:tblBorders>
-          <w:top w:val="single" w:color="B5651D" w:sz="6"/>
-          <w:left w:val="single" w:color="B5651D" w:sz="6"/>
-          <w:bottom w:val="single" w:color="B5651D" w:sz="6"/>
-          <w:right w:val="single" w:color="B5651D" w:sz="6"/>
-          <w:insideH w:val="none" w:color="FFFFFF" w:sz="0"/>
-          <w:insideV w:val="none" w:color="FFFFFF" w:sz="0"/>
-        </w:tblBorders>
-      </w:tblPr>
-      <w:tblGrid>
-        <w:gridCol w:w="100"/>
-      </w:tblGrid>
-      <w:tr>
-        <w:tc>
-          <w:tcPr>
-            <w:shd w:fill="F7E9DA" w:val="clear"/>
-            <w:tcMar>
-              <w:top w:type="dxa" w:w="160"/>
-              <w:left w:type="dxa" w:w="200"/>
-              <w:bottom w:type="dxa" w:w="160"/>
-              <w:right w:type="dxa" w:w="200"/>
-            </w:tcMar>
-          </w:tcPr>
-          <w:p>
-            <w:pPr>
-              <w:spacing w:after="80"/>
-            </w:pPr>
-            <w:r>
-              <w:rPr>
-                <w:b/>
-                <w:bCs/>
-                <w:color w:val="B5651D"/>
-                <w:sz w:val="20"/>
-                <w:szCs w:val="20"/>
-              </w:rPr>
-              <w:t xml:space="preserve">[ESPACIO PARA CAPTURA]  Consola del cliente C#</w:t>
-            </w:r>
-          </w:p>
-          <w:p>
-            <w:r>
-              <w:rPr>
-                <w:i/>
-                <w:iCs/>
-                <w:color w:val="1E2622"/>
-                <w:sz w:val="19"/>
-                <w:szCs w:val="19"/>
-              </w:rPr>
-              <w:t xml:space="preserve">Ejecutar "dotnet run" dentro de cliente-csharp/ y capturar la salida completa en la terminal.</w:t>
-            </w:r>
-          </w:p>
-        </w:tc>
-      </w:tr>
-    </w:tbl>
-    <w:p>
-      <w:pPr>
-        <w:spacing w:after="260"/>
-      </w:pPr>
+    <w:p>
+      <w:pPr>
+        <w:spacing w:after="200" w:line="300"/>
+        <w:jc w:val="both"/>
+      </w:pPr>
+      <w:r>
+        <w:rPr>
+          <w:sz w:val="22"/>
+          <w:szCs w:val="22"/>
+        </w:rPr>
+        <w:t xml:space="preserve">http://localhost:8000/productos?wsdl</w:t>
+      </w:r>
+    </w:p>
+    <w:p>
+      <w:pPr>
+        <w:spacing w:after="60" w:before="160"/>
+        <w:jc w:val="center"/>
+      </w:pPr>
+      <w:r>
+        <w:drawing>
+          <wp:inline distT="0" distB="0" distL="0" distR="0">
+            <wp:extent cx="3143250" cy="3771900"/>
+            <wp:effectExtent t="0" r="0" b="0" l="0"/>
+            <wp:docPr id="1" name="" descr="" title=""/>
+            <wp:cNvGraphicFramePr>
+              <a:graphicFrameLocks xmlns:a="http://schemas.openxmlformats.org/drawingml/2006/main" noChangeAspect="1"/>
+            </wp:cNvGraphicFramePr>
+            <a:graphic xmlns:a="http://schemas.openxmlformats.org/drawingml/2006/main">
+              <a:graphicData uri="http://schemas.openxmlformats.org/drawingml/2006/picture">
+                <pic:pic xmlns:pic="http://schemas.openxmlformats.org/drawingml/2006/picture">
+                  <pic:nvPicPr>
+                    <pic:cNvPr id="0" name="" descr=""/>
+                    <pic:cNvPicPr>
+                      <a:picLocks noChangeAspect="1" noChangeArrowheads="1"/>
+                    </pic:cNvPicPr>
+                  </pic:nvPicPr>
+                  <pic:blipFill>
+                    <a:blip r:embed="rId16" cstate="none"/>
+                    <a:srcRect/>
+                    <a:stretch>
+                      <a:fillRect/>
+                    </a:stretch>
+                  </pic:blipFill>
+                  <pic:spPr bwMode="auto">
+                    <a:xfrm>
+                      <a:off x="0" y="0"/>
+                      <a:ext cx="3143250" cy="3771900"/>
+                    </a:xfrm>
+                    <a:prstGeom prst="rect">
+                      <a:avLst/>
+                    </a:prstGeom>
+                  </pic:spPr>
+                </pic:pic>
+              </a:graphicData>
+            </a:graphic>
+          </wp:inline>
+        </w:drawing>
+      </w:r>
+    </w:p>
+    <w:p>
+      <w:pPr>
+        <w:spacing w:after="320" w:before="80"/>
+        <w:jc w:val="center"/>
+      </w:pPr>
+      <w:r>
+        <w:rPr>
+          <w:i/>
+          <w:iCs/>
+          <w:color w:val="5B665F"/>
+          <w:sz w:val="19"/>
+          <w:szCs w:val="19"/>
+        </w:rPr>
+        <w:t xml:space="preserve">Figura 9. El documento WSDL completo, accesible directamente desde el navegador.</w:t>
+      </w:r>
+    </w:p>
+    <w:p>
+      <w:pPr>
+        <w:pStyle w:val="Heading2"/>
+        <w:spacing w:after="140" w:before="300"/>
+      </w:pPr>
+      <w:r>
+        <w:t xml:space="preserve">7.9 Paneles web — Python y PHP</w:t>
+      </w:r>
+    </w:p>
+    <w:p>
+      <w:pPr>
+        <w:spacing w:after="200" w:line="300"/>
+        <w:jc w:val="both"/>
+      </w:pPr>
+      <w:r>
+        <w:rPr>
+          <w:sz w:val="22"/>
+          <w:szCs w:val="22"/>
+        </w:rPr>
+        <w:t xml:space="preserve">Ambos paneles consumen el mismo WSDL y muestran, en su barra lateral, con qué instancia del servidor están hablando y quién registró cada producto (columna Origen), demostrando el uso conjunto de SOAP (para las operaciones) y REST (para el equipo y la instancia).</w:t>
+      </w:r>
+    </w:p>
+    <w:p>
+      <w:pPr>
+        <w:spacing w:after="60" w:before="160"/>
+        <w:jc w:val="center"/>
+      </w:pPr>
+      <w:r>
+        <w:drawing>
+          <wp:inline distT="0" distB="0" distL="0" distR="0">
+            <wp:extent cx="4572000" cy="2667000"/>
+            <wp:effectExtent t="0" r="0" b="0" l="0"/>
+            <wp:docPr id="1" name="" descr="" title=""/>
+            <wp:cNvGraphicFramePr>
+              <a:graphicFrameLocks xmlns:a="http://schemas.openxmlformats.org/drawingml/2006/main" noChangeAspect="1"/>
+            </wp:cNvGraphicFramePr>
+            <a:graphic xmlns:a="http://schemas.openxmlformats.org/drawingml/2006/main">
+              <a:graphicData uri="http://schemas.openxmlformats.org/drawingml/2006/picture">
+                <pic:pic xmlns:pic="http://schemas.openxmlformats.org/drawingml/2006/picture">
+                  <pic:nvPicPr>
+                    <pic:cNvPr id="0" name="" descr=""/>
+                    <pic:cNvPicPr>
+                      <a:picLocks noChangeAspect="1" noChangeArrowheads="1"/>
+                    </pic:cNvPicPr>
+                  </pic:nvPicPr>
+                  <pic:blipFill>
+                    <a:blip r:embed="rId17" cstate="none"/>
+                    <a:srcRect/>
+                    <a:stretch>
+                      <a:fillRect/>
+                    </a:stretch>
+                  </pic:blipFill>
+                  <pic:spPr bwMode="auto">
+                    <a:xfrm>
+                      <a:off x="0" y="0"/>
+                      <a:ext cx="4572000" cy="2667000"/>
+                    </a:xfrm>
+                    <a:prstGeom prst="rect">
+                      <a:avLst/>
+                    </a:prstGeom>
+                  </pic:spPr>
+                </pic:pic>
+              </a:graphicData>
+            </a:graphic>
+          </wp:inline>
+        </w:drawing>
+      </w:r>
+    </w:p>
+    <w:p>
+      <w:pPr>
+        <w:spacing w:after="320" w:before="80"/>
+        <w:jc w:val="center"/>
+      </w:pPr>
+      <w:r>
+        <w:rPr>
+          <w:i/>
+          <w:iCs/>
+          <w:color w:val="5B665F"/>
+          <w:sz w:val="19"/>
+          <w:szCs w:val="19"/>
+        </w:rPr>
+        <w:t xml:space="preserve">Figura 10. Panel web del cliente Python (Flask + zeep).</w:t>
+      </w:r>
+    </w:p>
+    <w:p>
+      <w:pPr>
+        <w:spacing w:after="60" w:before="160"/>
+        <w:jc w:val="center"/>
+      </w:pPr>
+      <w:r>
+        <w:drawing>
+          <wp:inline distT="0" distB="0" distL="0" distR="0">
+            <wp:extent cx="4572000" cy="2695575"/>
+            <wp:effectExtent t="0" r="0" b="0" l="0"/>
+            <wp:docPr id="1" name="" descr="" title=""/>
+            <wp:cNvGraphicFramePr>
+              <a:graphicFrameLocks xmlns:a="http://schemas.openxmlformats.org/drawingml/2006/main" noChangeAspect="1"/>
+            </wp:cNvGraphicFramePr>
+            <a:graphic xmlns:a="http://schemas.openxmlformats.org/drawingml/2006/main">
+              <a:graphicData uri="http://schemas.openxmlformats.org/drawingml/2006/picture">
+                <pic:pic xmlns:pic="http://schemas.openxmlformats.org/drawingml/2006/picture">
+                  <pic:nvPicPr>
+                    <pic:cNvPr id="0" name="" descr=""/>
+                    <pic:cNvPicPr>
+                      <a:picLocks noChangeAspect="1" noChangeArrowheads="1"/>
+                    </pic:cNvPicPr>
+                  </pic:nvPicPr>
+                  <pic:blipFill>
+                    <a:blip r:embed="rId18" cstate="none"/>
+                    <a:srcRect/>
+                    <a:stretch>
+                      <a:fillRect/>
+                    </a:stretch>
+                  </pic:blipFill>
+                  <pic:spPr bwMode="auto">
+                    <a:xfrm>
+                      <a:off x="0" y="0"/>
+                      <a:ext cx="4572000" cy="2695575"/>
+                    </a:xfrm>
+                    <a:prstGeom prst="rect">
+                      <a:avLst/>
+                    </a:prstGeom>
+                  </pic:spPr>
+                </pic:pic>
+              </a:graphicData>
+            </a:graphic>
+          </wp:inline>
+        </w:drawing>
+      </w:r>
+    </w:p>
+    <w:p>
+      <w:pPr>
+        <w:spacing w:after="320" w:before="80"/>
+        <w:jc w:val="center"/>
+      </w:pPr>
+      <w:r>
+        <w:rPr>
+          <w:i/>
+          <w:iCs/>
+          <w:color w:val="5B665F"/>
+          <w:sz w:val="19"/>
+          <w:szCs w:val="19"/>
+        </w:rPr>
+        <w:t xml:space="preserve">Figura 11. Panel web del cliente PHP (SoapClient nativo).</w:t>
+      </w:r>
     </w:p>
     <w:p>
       <w:pPr>
@@ -1621,69 +1599,8 @@
           <w:sz w:val="22"/>
           <w:szCs w:val="22"/>
         </w:rPr>
-        <w:t xml:space="preserve">A pedido del docente, el cliente en C# incorpora un mapa hecho con la librería Leaflet: al ejecutarlo (con "dotnet run" o, sin registrar ni borrar nada, con "dotnet run -- --mapa"), agrupa los productos existentes en la bodega correspondiente a su categoría y los ubica sobre un mapa de Ecuador con OpenStreetMap. Debajo del mapa se lista cada producto con su ubicación en texto, y al hacer clic en el nombre de un producto el mapa aísla su marcador; el botón "Mostrar todos" regresa a la vista completa.</w:t>
-      </w:r>
-    </w:p>
-    <w:tbl>
-      <w:tblPr>
-        <w:tblW w:type="pct" w:w="100%"/>
-        <w:tblBorders>
-          <w:top w:val="single" w:color="B5651D" w:sz="6"/>
-          <w:left w:val="single" w:color="B5651D" w:sz="6"/>
-          <w:bottom w:val="single" w:color="B5651D" w:sz="6"/>
-          <w:right w:val="single" w:color="B5651D" w:sz="6"/>
-          <w:insideH w:val="none" w:color="FFFFFF" w:sz="0"/>
-          <w:insideV w:val="none" w:color="FFFFFF" w:sz="0"/>
-        </w:tblBorders>
-      </w:tblPr>
-      <w:tblGrid>
-        <w:gridCol w:w="100"/>
-      </w:tblGrid>
-      <w:tr>
-        <w:tc>
-          <w:tcPr>
-            <w:shd w:fill="F7E9DA" w:val="clear"/>
-            <w:tcMar>
-              <w:top w:type="dxa" w:w="160"/>
-              <w:left w:type="dxa" w:w="200"/>
-              <w:bottom w:type="dxa" w:w="160"/>
-              <w:right w:type="dxa" w:w="200"/>
-            </w:tcMar>
-          </w:tcPr>
-          <w:p>
-            <w:pPr>
-              <w:spacing w:after="80"/>
-            </w:pPr>
-            <w:r>
-              <w:rPr>
-                <w:b/>
-                <w:bCs/>
-                <w:color w:val="B5651D"/>
-                <w:sz w:val="20"/>
-                <w:szCs w:val="20"/>
-              </w:rPr>
-              <w:t xml:space="preserve">[ESPACIO PARA CAPTURA]  Mapa de bodegas del cliente C#</w:t>
-            </w:r>
-          </w:p>
-          <w:p>
-            <w:r>
-              <w:rPr>
-                <w:i/>
-                <w:iCs/>
-                <w:color w:val="1E2622"/>
-                <w:sz w:val="19"/>
-                <w:szCs w:val="19"/>
-              </w:rPr>
-              <w:t xml:space="preserve">Capturar el navegador con el mapa abierto (generado por cliente-csharp/), mostrando al menos un marcador con su popup y la tabla de productos con su ubicación.</w:t>
-            </w:r>
-          </w:p>
-        </w:tc>
-      </w:tr>
-    </w:tbl>
-    <w:p>
-      <w:pPr>
-        <w:spacing w:after="260"/>
-      </w:pPr>
+        <w:t xml:space="preserve">A pedido del docente, el cliente en C# incorpora un mapa hecho con la librería Leaflet: al ejecutarlo (con "dotnet run" o, sin registrar ni borrar nada, con "dotnet run -- --mapa") se genera un archivo mapa_productos.html que se abre automáticamente en el navegador, ubicando cada producto en la bodega o tienda que corresponde a su categoría. Esta evidencia es parte de la entrega individual de Alexandra; una captura del mapa en funcionamiento puede agregarse aquí antes de la entrega final.</w:t>
+      </w:r>
     </w:p>
     <w:p>
       <w:pPr>
@@ -1704,7 +1621,7 @@
           <w:sz w:val="22"/>
           <w:szCs w:val="22"/>
         </w:rPr>
-        <w:t xml:space="preserve">El servicio SOAP respondió de forma consistente a lo largo de todas las pruebas: las seis operaciones funcionan tanto desde SoapUI como desde los tres clientes de consola y los dos paneles web, y las validaciones de negocio se comportan igual sin importar por cuál de las dos vías —SOAP o REST— llegue la solicitud, gracias a que ambas comparten la misma capa de lógica (operaciones.js). Esto nos permitió confirmar en la práctica algo que solo habíamos leído en la teoría: un buen contrato de servicio (ya sea un WSDL o una API REST bien diseñada) permite que clientes completamente distintos —de consola o web, en Python o en PHP— interactúen con el mismo backend sin conocer los detalles de su implementación.</w:t>
+        <w:t xml:space="preserve">El servicio SOAP respondió de forma consistente a lo largo de todas las pruebas: las seis operaciones funcionan tanto desde SoapUI como desde los tres clientes de consola y los dos paneles web, y las validaciones de negocio se comportan igual sin importar por cuál de las dos vías —SOAP o REST— llegue la solicitud, gracias a que ambas comparten la misma capa de lógica (operaciones.js). Esto nos permitió confirmar en la práctica algo que solo habíamos leído en la teoría: un buen contrato de servicio (ya sea un WSDL o una API REST bien diseñada) permite que clientes completamente distintos —de consola o web, en Python, PHP o C#— interactúen con el mismo backend sin conocer los detalles de su implementación.</w:t>
       </w:r>
     </w:p>
     <w:p>
@@ -1730,7 +1647,7 @@
           <w:sz w:val="22"/>
           <w:szCs w:val="22"/>
         </w:rPr>
-        <w:t xml:space="preserve">Trabajar con tres integrantes corriendo cada uno su propio servidor local, apuntando a la misma base de datos compartida en Supabase, también puso a prueba un supuesto que dábamos por sentado: que "nuestros datos" eran solo nuestros. Más de una vez, al listar productos, aparecían registros de prueba de otro integrante. Resolverlo (con la columna origen y el identificador de instancia) terminó siendo, sin haberlo planeado, una lección adicional sobre los problemas reales de compartir estado entre sistemas distribuidos.</w:t>
+        <w:t xml:space="preserve">Trabajar con tres integrantes corriendo cada uno su propio servidor local, apuntando a la misma base de datos compartida en Supabase, también puso a prueba un supuesto que dábamos por sentado: que “nuestros datos” eran solo nuestros. Más de una vez, al listar productos, aparecían registros de prueba de otro integrante. Resolverlo (con la columna origen y el identificador de instancia) terminó siendo, sin haberlo planeado, una lección adicional sobre los problemas reales de compartir estado entre sistemas distribuidos.</w:t>
       </w:r>
     </w:p>
     <w:p>
@@ -1824,7 +1741,7 @@
           <w:sz w:val="22"/>
           <w:szCs w:val="22"/>
         </w:rPr>
-        <w:t xml:space="preserve">Ir más allá del mínimo exigido —agregando la API REST y los paneles web— terminó siendo la parte que más nos ayudó a entender las diferencias reales entre SOAP y REST, más que cualquier lectura teórica previa.</w:t>
+        <w:t xml:space="preserve">Ir más allá del mínimo exigido —agregando la API REST, los paneles web y un cuarto cliente en C# con mapa interactivo— terminó siendo la parte que más nos ayudó a entender las diferencias reales entre SOAP y REST, más que cualquier lectura teórica previa.</w:t>
       </w:r>
     </w:p>
     <w:p>
@@ -1884,7 +1801,7 @@
           <w:sz w:val="22"/>
           <w:szCs w:val="22"/>
         </w:rPr>
-        <w:t xml:space="preserve">Para proyectos futuros similares, valdría la pena agregar autenticación básica a los paneles web antes de considerarlos listos para un entorno que no sea de desarrollo local, ya que en esta versión cualquiera con acceso a la red puede registrar o eliminar productos sin restricción.</w:t>
+        <w:t xml:space="preserve">Cuando un integrante agrega una mejora individual (como el cliente en C#), mantener cualquier dato específico de esa mejora fuera del esquema compartido — evita que un cambio pensado para la entrega de una persona afecte el trabajo del resto del equipo.</w:t>
       </w:r>
     </w:p>
     <w:p>
@@ -1933,19 +1850,6 @@
           <w:szCs w:val="21"/>
         </w:rPr>
         <w:t xml:space="preserve">Fielding, R. T. (2000). Architectural styles and the design of network-based software architectures [Tesis doctoral, University of California, Irvine]. https://ics.uci.edu/~fielding/pubs/dissertation/top.htm</w:t>
-      </w:r>
-    </w:p>
-    <w:p>
-      <w:pPr>
-        <w:spacing w:after="220" w:line="280"/>
-        <w:ind w:left="400" w:hanging="400"/>
-      </w:pPr>
-      <w:r>
-        <w:rPr>
-          <w:sz w:val="21"/>
-          <w:szCs w:val="21"/>
-        </w:rPr>
-        <w:t xml:space="preserve">Microsoft. (2024). dotnet-svcutil guide: Generate a WCF client from a WSDL. Microsoft Learn. https://learn.microsoft.com/dotnet/core/additional-tools/dotnet-svcutil-guide</w:t>
       </w:r>
     </w:p>
     <w:p>

--- a/informe/informe_tecnico.docx
+++ b/informe/informe_tecnico.docx
@@ -211,7 +211,20 @@
           <w:sz w:val="22"/>
           <w:szCs w:val="22"/>
         </w:rPr>
-        <w:t xml:space="preserve">Este informe documenta el desarrollo de un sistema de gestión de productos construido sobre ese modelo: un servidor SOAP hecho en Node.js, con su propio archivo WSDL, capaz de registrar, consultar, listar, actualizar, valorizar y eliminar productos. Para comprobar que el contrato funciona sin importar el lenguaje del cliente, lo consumimos desde tres clientes completamente distintos —Python, PHP y, como aporte individual de Alexandra, C#— y, ya entendiendo bien el protocolo, decidimos ir un poco más allá de lo mínimo exigido: le agregamos persistencia en una base de datos (Supabase), una API REST sobre el mismo backend para comparar ambos protocolos en la práctica, y una interfaz web para los clientes de Python y PHP. Todo lo que se describe a continuación fue construido, ejecutado y probado por el equipo; no es un ejercicio únicamente teórico.</w:t>
+        <w:t xml:space="preserve">Este informe documenta el desarrollo de un sistema de gestión de productos construido sobre ese modelo: un servidor SOAP hecho en Node.js, con su propio archivo WSDL, capaz de registrar, consultar, listar, actualizar, valorizar y eliminar productos. Para comprobar que el contrato funciona sin importar el lenguaje del cliente, lo consumimos desde tres clientes completamente distintos —Python, PHP y C#—, cada uno con su propio panel web además de su cliente de consola. Y, ya entendiendo bien el protocolo, decidimos ir más allá de lo mínimo exigido: le agregamos persistencia en una base de datos (Supabase), una API REST sobre el mismo backend para comparar ambos protocolos en la práctica, y una mejora adicional más ambiciosa: gestión de locales (sucursales) con ubicación geográfica, stock por tienda y un mapa interactivo, expuesta también por SOAP mediante un segundo servicio dentro del mismo WSDL. Todo lo que se describe a continuación fue construido, ejecutado y probado por el equipo; no es un ejercicio únicamente teórico.</w:t>
+      </w:r>
+    </w:p>
+    <w:p>
+      <w:pPr>
+        <w:spacing w:after="200" w:line="300"/>
+        <w:jc w:val="both"/>
+      </w:pPr>
+      <w:r>
+        <w:rPr>
+          <w:sz w:val="22"/>
+          <w:szCs w:val="22"/>
+        </w:rPr>
+        <w:t xml:space="preserve">El trabajo se dividió así: Ismael desarrolló el servidor SOAP/REST, el front de PHP, y diseñó e implementó la mejora adicional de locales/mapa/stock por tienda en los tres fronts. Alexandra construyó el cliente de consola en C# con su mapa interactivo —el aporte individual sobre el que después se levantó el front web de ese mismo lenguaje— y ejecutó las validaciones y pruebas en SoapUI. Israel desarrolló el cliente y el front web de Python, y realizó una revisión general de todo el sistema (servidor, los tres fronts y la mejora adicional) antes de la entrega final.</w:t>
       </w:r>
     </w:p>
     <w:p>
@@ -259,7 +272,7 @@
           <w:sz w:val="22"/>
           <w:szCs w:val="22"/>
         </w:rPr>
-        <w:t xml:space="preserve">Comprender el funcionamiento del protocolo SOAP y la estructura de un documento WSDL, no solo en teoría sino construyendo uno desde cero.</w:t>
+        <w:t xml:space="preserve">Comprender el funcionamiento del protocolo SOAP y la estructura de un documento WSDL, no solo en teoría sino construyendo uno desde cero y extendiéndolo después con un segundo servicio.</w:t>
       </w:r>
     </w:p>
     <w:p>
@@ -293,7 +306,7 @@
           <w:sz w:val="22"/>
           <w:szCs w:val="22"/>
         </w:rPr>
-        <w:t xml:space="preserve">Desarrollar clientes en tres lenguajes de programación distintos —Python, PHP y C#— capaces de consumir el mismo servicio sin modificarlo.</w:t>
+        <w:t xml:space="preserve">Desarrollar clientes en tres lenguajes de programación distintos —Python, PHP y C#— capaces de consumir el mismo servicio sin modificarlo, cada uno con su propio panel web.</w:t>
       </w:r>
     </w:p>
     <w:p>
@@ -397,7 +410,7 @@
           <w:sz w:val="22"/>
           <w:szCs w:val="22"/>
         </w:rPr>
-        <w:t xml:space="preserve">Un servicio web es una forma estandarizada de exponer funcionalidad de un sistema para que otros programas la consuman a través de la red, generalmente sobre HTTP. En nuestro caso, el mismo servidor Node.js expone dos servicios web distintos sobre el mismo puerto: uno bajo el protocolo SOAP (en la ruta /productos) y, como mejora adicional, otro bajo el estilo REST (en las rutas /api/*). Ambos terminan ejecutando exactamente la misma lógica de negocio, lo cual nos permitió comparar en la práctica cómo cada protocolo empaqueta y transporta la misma información.</w:t>
+        <w:t xml:space="preserve">Un servicio web es una forma estandarizada de exponer funcionalidad de un sistema para que otros programas la consuman a través de la red, generalmente sobre HTTP. En nuestro caso, el mismo servidor Node.js expone varios servicios sobre el mismo puerto: dos servicios SOAP —ProductosService, con las seis operaciones calificadas, y LocalesService, la mejora adicional de locales y mapa— y, además, una API REST (en las rutas /api/*). Todos terminan ejecutando la misma lógica de negocio de fondo, lo cual nos permitió comparar en la práctica cómo cada protocolo empaqueta y transporta la misma información, y también cómo un mismo documento WSDL puede describir más de un servicio a la vez.</w:t>
       </w:r>
     </w:p>
     <w:p>
@@ -463,7 +476,7 @@
           <w:sz w:val="22"/>
           <w:szCs w:val="22"/>
         </w:rPr>
-        <w:t xml:space="preserve">El WSDL es el documento que describe formalmente un servicio SOAP: qué operaciones ofrece, qué tipos de datos usa cada una (types), qué mensajes de entrada y salida corresponden a cada operación (message y portType), cómo se transportan esos mensajes (binding) y en qué dirección de red se puede acceder al servicio (service y port). En este proyecto escribimos el archivo productos.wsdl a mano, definiendo las seis operaciones exigidas por el enunciado, y lo dejamos accesible desde el navegador en http://localhost:8000/productos?wsdl, tal como pide la tarea. Ese mismo archivo es el que SoapUI necesita para generar automáticamente las solicitudes de prueba, y el que las librerías cliente (zeep en Python, SoapClient en PHP, y el proxy generado por dotnet-svcutil en C#) leen para saber qué operaciones pueden invocar.</w:t>
+        <w:t xml:space="preserve">El WSDL es el documento que describe formalmente uno o más servicios SOAP: qué operaciones ofrece cada uno, qué tipos de datos usa (types), qué mensajes de entrada y salida corresponden a cada operación (message y portType), cómo se transportan esos mensajes (binding) y en qué dirección de red se puede acceder a cada servicio (service y port). En este proyecto escribimos el archivo productos.wsdl a mano, definiendo primero las seis operaciones exigidas por el enunciado dentro de ProductosPortType, y lo dejamos accesible desde el navegador en http://localhost:8000/productos?wsdl, tal como pide la tarea. Más adelante, para la mejora adicional de locales, aprendimos que un mismo documento WSDL puede declarar más de un service —cada uno con su propio portType, binding y dirección de red— sin alterar en absoluto los que ya existían: así agregamos LocalesPortType sin tocar ni una línea del contrato original. Ese mismo archivo es el que SoapUI necesita para generar automáticamente las solicitudes de prueba, y el que las librerías cliente (zeep en Python, SoapClient en PHP, y el proxy generado por dotnet-svcutil en C#) leen para saber qué operaciones pueden invocar.</w:t>
       </w:r>
     </w:p>
     <w:p>
@@ -485,7 +498,7 @@
           <w:sz w:val="22"/>
           <w:szCs w:val="22"/>
         </w:rPr>
-        <w:t xml:space="preserve">La arquitectura cliente-servidor divide un sistema en dos roles: el servidor, que concentra los datos y la lógica de negocio y espera solicitudes, y el cliente, que las envía y presenta los resultados. En nuestro proyecto el servidor es único (Node.js, con su lista de productos en memoria), pero tiene múltiples clientes que no se conocen entre sí: tres clientes de consola (Python, PHP y C#) que demuestran las operaciones exigidas por la tarea, dos paneles web —uno en Python, otro en PHP— construidos como mejora adicional, y un mapa interactivo generado por el cliente en C# como aporte individual de Alexandra. Ninguno de los clientes necesita saber cómo está implementado el servidor por dentro; les basta con el contrato que describe el WSDL.</w:t>
+        <w:t xml:space="preserve">La arquitectura cliente-servidor divide un sistema en dos roles: el servidor, que concentra los datos y la lógica de negocio y espera solicitudes, y el cliente, que las envía y presenta los resultados. En nuestro proyecto el servidor es único (Node.js, con su lista de productos en memoria), pero tiene múltiples clientes que no se conocen entre sí: tres clientes de consola (Python, PHP y C#) que demuestran las seis operaciones exigidas por la tarea, y tres paneles web —uno por lenguaje, cada uno con su propio color de acento— que además incorporan la mejora adicional de locales y mapa interactivo. Ninguno de los clientes necesita saber cómo está implementado el servidor por dentro; les basta con el contrato que describen los dos servicios del WSDL.</w:t>
       </w:r>
     </w:p>
     <w:p>
@@ -507,7 +520,7 @@
           <w:sz w:val="22"/>
           <w:szCs w:val="22"/>
         </w:rPr>
-        <w:t xml:space="preserve">REST (Representational State Transfer) es un estilo arquitectónico —no un protocolo con una especificación única como SOAP— que aprovecha directamente los verbos de HTTP (GET, POST, PATCH, DELETE) para representar acciones sobre recursos, normalmente intercambiando datos en JSON. SOAP, en cambio, siempre usa XML, define su propio contrato formal (el WSDL) y es más rígido en cuanto a validación y tipado. Al construir ambas versiones sobre el mismo backend —SOAP en /productos y REST en /api/productos, compartiendo la misma lógica de validación en operaciones.js— pudimos comparar directamente: la versión REST resultó más liviana de invocar (una simple petición HTTP con JSON) y más fácil de consumir desde herramientas como Postman, mientras que la versión SOAP, aunque más verbosa, ofrece un contrato explícito y autodescriptivo que SoapUI puede leer sin que nosotros documentemos nada aparte.</w:t>
+        <w:t xml:space="preserve">REST (Representational State Transfer) es un estilo arquitectónico —no un protocolo con una especificación única como SOAP— que aprovecha directamente los verbos de HTTP (GET, POST, PATCH, DELETE) para representar acciones sobre recursos, normalmente intercambiando datos en JSON. SOAP, en cambio, siempre usa XML, define su propio contrato formal (el WSDL) y es más rígido en cuanto a validación y tipado. Al construir ambas versiones sobre el mismo backend —SOAP en /productos y REST en /api/productos, compartiendo la misma lógica de validación en operaciones.js— pudimos comparar directamente: la versión REST resultó más liviana de invocar y más fácil de consumir desde herramientas como Postman, mientras que la versión SOAP, aunque más verbosa, ofrece un contrato explícito y autodescriptivo que SoapUI puede leer sin que nosotros documentemos nada aparte. Esta comparación se volvió más concreta todavía cuando decidimos exponer también la mejora de locales por SOAP en vez de dejarla solo en REST: aunque REST hubiera sido más rápido de implementar, hacerlo por SOAP fue justamente el ejercicio que más nos ayudó a entender en la práctica —no solo en la teoría— qué significa “extender un contrato” sin romperlo.</w:t>
       </w:r>
     </w:p>
     <w:p>
@@ -529,7 +542,7 @@
           <w:sz w:val="22"/>
           <w:szCs w:val="22"/>
         </w:rPr>
-        <w:t xml:space="preserve">El diagrama siguiente resume cómo está organizado el sistema compartido por el equipo. Cada integrante corre su propia instancia local del servidor Node.js (puerto 8000), que expone el mismo contrato SOAP y la misma API REST; las tres instancias comparten una única base de datos en Supabase, que actúa como persistencia adicional sobre la lista en memoria de cada servidor.</w:t>
+        <w:t xml:space="preserve">El diagrama siguiente resume cómo está organizado el sistema compartido por el equipo. Cada integrante corre su propia instancia local del servidor Node.js (puerto 8000), que expone dos servicios SOAP (ProductosService y LocalesService) y una API REST; las tres instancias comparten una única base de datos en Supabase, que actúa como persistencia adicional sobre la lista en memoria de cada servidor y como almacén de los locales/sucursales.</w:t>
       </w:r>
     </w:p>
     <w:p>
@@ -591,33 +604,234 @@
           <w:sz w:val="19"/>
           <w:szCs w:val="19"/>
         </w:rPr>
-        <w:t xml:space="preserve">Figura 1. Arquitectura general del sistema: tres instancias locales, un mismo contrato SOAP/REST, una base de datos compartida.</w:t>
-      </w:r>
-    </w:p>
-    <w:p>
-      <w:pPr>
-        <w:spacing w:after="200" w:line="300"/>
-        <w:jc w:val="both"/>
-      </w:pPr>
-      <w:r>
-        <w:rPr>
-          <w:sz w:val="22"/>
-          <w:szCs w:val="22"/>
-        </w:rPr>
-        <w:t xml:space="preserve">La pieza central del servidor es operaciones.js: un módulo que concentra toda la lógica de negocio y las validaciones de las seis operaciones. Tanto el servicio SOAP (server.js) como la API REST (rest.js) son, en el fondo, envoltorios delgados sobre ese mismo módulo — así garantizamos que, sin importar por cuál de los dos protocolos entre una solicitud, la respuesta ante los mismos datos sea idéntica. Por debajo, data/productos.js mantiene el arreglo en memoria que es la fuente de verdad operativa (tal como exige el enunciado), mientras que db/supabaseClient.js intenta reflejar cada cambio en Supabase de forma adicional; si Supabase no responde, el servidor sigue funcionando exclusivamente en memoria, sin caerse.</w:t>
-      </w:r>
-    </w:p>
-    <w:p>
-      <w:pPr>
-        <w:spacing w:after="200" w:line="300"/>
-        <w:jc w:val="both"/>
-      </w:pPr>
-      <w:r>
-        <w:rPr>
-          <w:sz w:val="22"/>
-          <w:szCs w:val="22"/>
-        </w:rPr>
-        <w:t xml:space="preserve">Sobre ese mismo servidor se apoyan cinco clientes: tres de consola (cliente-python/client.py con la librería zeep, cliente-php/client.php con la clase nativa SoapClient, y cliente-csharp/Program.cs con un proxy generado por dotnet-svcutil) que demuestran las operaciones exigidas por el enunciado, y dos paneles web —uno por cada lenguaje con framework web— que construimos como mejora adicional. El cliente en C# es un aporte individual de Alexandra para su entrega personal: usa el mismo WSDL compartido, pero no forma parte del despliegue idéntico en las tres instancias como sí ocurre con Python y PHP.</w:t>
+        <w:t xml:space="preserve">Figura 1. Arquitectura general del sistema: tres instancias locales, dos servicios SOAP sobre un mismo WSDL, una base de datos compartida.</w:t>
+      </w:r>
+    </w:p>
+    <w:p>
+      <w:pPr>
+        <w:spacing w:after="200" w:line="300"/>
+        <w:jc w:val="both"/>
+      </w:pPr>
+      <w:r>
+        <w:rPr>
+          <w:sz w:val="22"/>
+          <w:szCs w:val="22"/>
+        </w:rPr>
+        <w:t xml:space="preserve">La pieza central del servidor es operaciones.js: un módulo que concentra toda la lógica de negocio y las validaciones de las seis operaciones calificadas. Tanto el servicio SOAP (server.js) como la API REST (rest.js) son, en el fondo, envoltorios delgados sobre ese mismo módulo — así garantizamos que, sin importar por cuál de los dos protocolos entre una solicitud, la respuesta ante los mismos datos sea idéntica. La mejora adicional de locales sigue el mismo patrón, en operacionesLocales.js, compartido a su vez entre LocalesService (SOAP) y las rutas REST equivalentes. Por debajo, data/productos.js mantiene el arreglo en memoria que es la fuente de verdad operativa (tal como exige el enunciado), mientras que db/supabaseClient.js intenta reflejar cada cambio en Supabase de forma adicional; si Supabase no responde, el servidor sigue funcionando exclusivamente en memoria para las seis operaciones obligatorias, sin caerse. La gestión de locales sí depende de Supabase (una ubicación geográfica no tiene sentido como dato puramente en memoria), y lo indica explícitamente si la base no está disponible.</w:t>
+      </w:r>
+    </w:p>
+    <w:p>
+      <w:pPr>
+        <w:spacing w:after="200" w:line="300"/>
+        <w:jc w:val="both"/>
+      </w:pPr>
+      <w:r>
+        <w:rPr>
+          <w:sz w:val="22"/>
+          <w:szCs w:val="22"/>
+        </w:rPr>
+        <w:t xml:space="preserve">Sobre ese mismo servidor se apoyan seis clientes: tres de consola (cliente-python/client.py con la librería zeep, cliente-php/client.php con la clase nativa SoapClient, y cliente-csharp/Program.cs con un proxy generado por dotnet-svcutil) que demuestran las operaciones exigidas por el enunciado, y tres paneles web —uno por lenguaje— que construimos como mejora adicional, cada uno con su propio color de acento (verde azulado en Python, índigo en PHP, naranja en C#) y los siete apartados del menú lateral: las seis operaciones calificadas, más “Locales y stock”.</w:t>
+      </w:r>
+    </w:p>
+    <w:p>
+      <w:pPr>
+        <w:pStyle w:val="Heading2"/>
+        <w:spacing w:after="140" w:before="300"/>
+      </w:pPr>
+      <w:r>
+        <w:t xml:space="preserve">5.1 Roles del equipo</w:t>
+      </w:r>
+    </w:p>
+    <w:p>
+      <w:pPr>
+        <w:pStyle w:val="ListParagraph"/>
+        <w:numPr>
+          <w:ilvl w:val="0"/>
+          <w:numId w:val="2"/>
+        </w:numPr>
+        <w:spacing w:after="90" w:line="290"/>
+      </w:pPr>
+      <w:r>
+        <w:rPr>
+          <w:sz w:val="22"/>
+          <w:szCs w:val="22"/>
+        </w:rPr>
+        <w:t xml:space="preserve">Ismael — servidor SOAP + REST, front web de PHP, y diseño e implementación de la mejora adicional de locales/mapa/stock por tienda (incluyendo el segundo servicio SOAP) en los tres fronts.</w:t>
+      </w:r>
+    </w:p>
+    <w:p>
+      <w:pPr>
+        <w:pStyle w:val="ListParagraph"/>
+        <w:numPr>
+          <w:ilvl w:val="0"/>
+          <w:numId w:val="2"/>
+        </w:numPr>
+        <w:spacing w:after="90" w:line="290"/>
+      </w:pPr>
+      <w:r>
+        <w:rPr>
+          <w:sz w:val="22"/>
+          <w:szCs w:val="22"/>
+        </w:rPr>
+        <w:t xml:space="preserve">Alexandra — cliente de consola en C# con mapa interactivo (idea y desarrollo original, aporte individual); base sobre la que después se construyó el front web de ese mismo lenguaje. También ejecutó las validaciones y pruebas en SoapUI.</w:t>
+      </w:r>
+    </w:p>
+    <w:p>
+      <w:pPr>
+        <w:pStyle w:val="ListParagraph"/>
+        <w:numPr>
+          <w:ilvl w:val="0"/>
+          <w:numId w:val="2"/>
+        </w:numPr>
+        <w:spacing w:after="90" w:line="290"/>
+      </w:pPr>
+      <w:r>
+        <w:rPr>
+          <w:sz w:val="22"/>
+          <w:szCs w:val="22"/>
+        </w:rPr>
+        <w:t xml:space="preserve">Israel — cliente y front web de Python; revisión general (check) de todo el sistema —servidor, los tres fronts y la mejora adicional— antes de la entrega final.</w:t>
+      </w:r>
+    </w:p>
+    <w:p>
+      <w:pPr>
+        <w:pStyle w:val="Heading2"/>
+        <w:spacing w:after="140" w:before="300"/>
+      </w:pPr>
+      <w:r>
+        <w:t xml:space="preserve">5.2 URLs del sistema</w:t>
+      </w:r>
+    </w:p>
+    <w:p>
+      <w:pPr>
+        <w:spacing w:after="200" w:line="300"/>
+        <w:jc w:val="both"/>
+      </w:pPr>
+      <w:r>
+        <w:rPr>
+          <w:sz w:val="22"/>
+          <w:szCs w:val="22"/>
+        </w:rPr>
+        <w:t xml:space="preserve">Con el servidor y los tres fronts corriendo en local:</w:t>
+      </w:r>
+    </w:p>
+    <w:p>
+      <w:pPr>
+        <w:pStyle w:val="ListParagraph"/>
+        <w:numPr>
+          <w:ilvl w:val="0"/>
+          <w:numId w:val="2"/>
+        </w:numPr>
+        <w:spacing w:after="90" w:line="290"/>
+      </w:pPr>
+      <w:r>
+        <w:rPr>
+          <w:sz w:val="22"/>
+          <w:szCs w:val="22"/>
+        </w:rPr>
+        <w:t xml:space="preserve">WSDL: http://localhost:8000/productos?wsdl</w:t>
+      </w:r>
+    </w:p>
+    <w:p>
+      <w:pPr>
+        <w:pStyle w:val="ListParagraph"/>
+        <w:numPr>
+          <w:ilvl w:val="0"/>
+          <w:numId w:val="2"/>
+        </w:numPr>
+        <w:spacing w:after="90" w:line="290"/>
+      </w:pPr>
+      <w:r>
+        <w:rPr>
+          <w:sz w:val="22"/>
+          <w:szCs w:val="22"/>
+        </w:rPr>
+        <w:t xml:space="preserve">SOAP — ProductosService (6 operaciones calificadas): http://localhost:8000/productos</w:t>
+      </w:r>
+    </w:p>
+    <w:p>
+      <w:pPr>
+        <w:pStyle w:val="ListParagraph"/>
+        <w:numPr>
+          <w:ilvl w:val="0"/>
+          <w:numId w:val="2"/>
+        </w:numPr>
+        <w:spacing w:after="90" w:line="290"/>
+      </w:pPr>
+      <w:r>
+        <w:rPr>
+          <w:sz w:val="22"/>
+          <w:szCs w:val="22"/>
+        </w:rPr>
+        <w:t xml:space="preserve">SOAP — LocalesService (mejora adicional): http://localhost:8000/locales</w:t>
+      </w:r>
+    </w:p>
+    <w:p>
+      <w:pPr>
+        <w:pStyle w:val="ListParagraph"/>
+        <w:numPr>
+          <w:ilvl w:val="0"/>
+          <w:numId w:val="2"/>
+        </w:numPr>
+        <w:spacing w:after="90" w:line="290"/>
+      </w:pPr>
+      <w:r>
+        <w:rPr>
+          <w:sz w:val="22"/>
+          <w:szCs w:val="22"/>
+        </w:rPr>
+        <w:t xml:space="preserve">API REST (información general): http://localhost:8000/</w:t>
+      </w:r>
+    </w:p>
+    <w:p>
+      <w:pPr>
+        <w:pStyle w:val="ListParagraph"/>
+        <w:numPr>
+          <w:ilvl w:val="0"/>
+          <w:numId w:val="2"/>
+        </w:numPr>
+        <w:spacing w:after="90" w:line="290"/>
+      </w:pPr>
+      <w:r>
+        <w:rPr>
+          <w:sz w:val="22"/>
+          <w:szCs w:val="22"/>
+        </w:rPr>
+        <w:t xml:space="preserve">Front Python: http://localhost:5000</w:t>
+      </w:r>
+    </w:p>
+    <w:p>
+      <w:pPr>
+        <w:pStyle w:val="ListParagraph"/>
+        <w:numPr>
+          <w:ilvl w:val="0"/>
+          <w:numId w:val="2"/>
+        </w:numPr>
+        <w:spacing w:after="90" w:line="290"/>
+      </w:pPr>
+      <w:r>
+        <w:rPr>
+          <w:sz w:val="22"/>
+          <w:szCs w:val="22"/>
+        </w:rPr>
+        <w:t xml:space="preserve">Front PHP: http://localhost:5001</w:t>
+      </w:r>
+    </w:p>
+    <w:p>
+      <w:pPr>
+        <w:pStyle w:val="ListParagraph"/>
+        <w:numPr>
+          <w:ilvl w:val="0"/>
+          <w:numId w:val="2"/>
+        </w:numPr>
+        <w:spacing w:after="90" w:line="290"/>
+      </w:pPr>
+      <w:r>
+        <w:rPr>
+          <w:sz w:val="22"/>
+          <w:szCs w:val="22"/>
+        </w:rPr>
+        <w:t xml:space="preserve">Front C#: http://localhost:5002</w:t>
       </w:r>
     </w:p>
     <w:p>
@@ -727,7 +941,7 @@
           <w:sz w:val="22"/>
           <w:szCs w:val="22"/>
         </w:rPr>
-        <w:t xml:space="preserve">Como mejora adicional, conectamos el servidor a una base de datos Postgres administrada por Supabase. El diseño es híbrido a propósito: el arreglo en memoria sigue siendo la fuente de verdad para responder cada solicitud (así el servidor jamás depende de que Supabase esté disponible), pero cada operación que modifica datos también intenta reflejar el cambio en la base compartida. Como los tres integrantes corremos nuestra propia instancia local apuntando a la misma base, agregamos una columna origen que registra qué instancia creó cada producto, y un endpoint adicional (GET /api/instancia) que cada panel web consulta para mostrar con qué servidor está hablando en ese momento.</w:t>
+        <w:t xml:space="preserve">Como mejora adicional, conectamos el servidor a una base de datos Postgres administrada por Supabase. El diseño es híbrido a propósito: el arreglo en memoria sigue siendo la fuente de verdad para responder cada solicitud de las seis operaciones obligatorias (así el servidor jamás depende de que Supabase esté disponible para cumplir el requisito de la tarea), pero cada operación que modifica datos también intenta reflejar el cambio en la base compartida. Como los tres integrantes corremos nuestra propia instancia local apuntando a la misma base, agregamos una columna origen que registra qué instancia creó cada producto, y un endpoint adicional (GET /api/instancia) que cada panel web consulta para mostrar con qué servidor está hablando en ese momento.</w:t>
       </w:r>
     </w:p>
     <w:p>
@@ -758,20 +972,33 @@
         <w:spacing w:after="140" w:before="300"/>
       </w:pPr>
       <w:r>
-        <w:t xml:space="preserve">6.6 Cliente en C# y mapa interactivo (aporte individual de Alexandra)</w:t>
-      </w:r>
-    </w:p>
-    <w:p>
-      <w:pPr>
-        <w:spacing w:after="200" w:line="300"/>
-        <w:jc w:val="both"/>
-      </w:pPr>
-      <w:r>
-        <w:rPr>
-          <w:sz w:val="22"/>
-          <w:szCs w:val="22"/>
-        </w:rPr>
-        <w:t xml:space="preserve">Para su entrega individual, Alexandra construyó un cuarto cliente en C# (.NET) que, además de las 7 demostraciones mínimas, genera un mapa interactivo con la librería Leaflet: cada categoría de producto se ubica en una bodega o tienda real (Quito, Guayaquil, Cuenca, Ambato), y el mapa se abre automáticamente en el navegador como un archivo HTML independiente (mapa_productos.html). Una decisión de diseño importante: el mapeo categoría-bodega vive únicamente dentro del cliente C# (en MapaBodegas.cs), sin agregar ningún campo nuevo al WSDL, a las validaciones ni a la tabla productos de Supabase — esa es infraestructura compartida por los tres integrantes, y una mejora individual no debía modificarla.</w:t>
+        <w:t xml:space="preserve">6.6 Cliente en C# y su front web</w:t>
+      </w:r>
+    </w:p>
+    <w:p>
+      <w:pPr>
+        <w:spacing w:after="200" w:line="300"/>
+        <w:jc w:val="both"/>
+      </w:pPr>
+      <w:r>
+        <w:rPr>
+          <w:sz w:val="22"/>
+          <w:szCs w:val="22"/>
+        </w:rPr>
+        <w:t xml:space="preserve">El cliente en C# nació como aporte individual de Alexandra: un cliente de consola (.NET) que, además de las 7 demostraciones mínimas, genera un mapa interactivo con la librería Leaflet —cada categoría de producto ubicada en una bodega o tienda real (Quito, Guayaquil, Cuenca, Ambato), abierto automáticamente en el navegador como un archivo HTML independiente (mapa_productos.html). Una decisión de diseño importante desde el inicio: ese mapeo categoría-bodega vive únicamente dentro del cliente C# (en MapaBodegas.cs), sin agregar ningún campo nuevo al WSDL ni a la tabla productos de Supabase — infraestructura compartida por los tres integrantes, que una mejora individual no debía modificar.</w:t>
+      </w:r>
+    </w:p>
+    <w:p>
+      <w:pPr>
+        <w:spacing w:after="200" w:line="300"/>
+        <w:jc w:val="both"/>
+      </w:pPr>
+      <w:r>
+        <w:rPr>
+          <w:sz w:val="22"/>
+          <w:szCs w:val="22"/>
+        </w:rPr>
+        <w:t xml:space="preserve">Sobre esa misma base, Ismael extendió la idea de Alexandra a un panel web completo (cliente-csharp/front/, ASP.NET Core Razor Pages), replicando exactamente el mismo patrón ya construido para Python y PHP: las seis operaciones en el mismo orden, la mejora de locales/mapa, y un color de acento propio (naranja) para distinguirlo a simple vista de los otros dos. Técnicamente, el front reutiliza el mismo proxy SOAP generado por dotnet-svcutil que ya usaba el cliente de consola de Alexandra (no se regeneró nada aparte); solo se le agregó el cliente correspondiente a LocalesService cuando se construyó la mejora adicional. Así, C# terminó siendo un lenguaje más con paridad completa frente a Python y PHP —cliente de consola y panel web—, no un aporte aparte.</w:t>
       </w:r>
     </w:p>
     <w:p>
@@ -780,20 +1007,59 @@
         <w:spacing w:after="140" w:before="300"/>
       </w:pPr>
       <w:r>
-        <w:t xml:space="preserve">6.7 API REST y paneles web (mejora adicional)</w:t>
-      </w:r>
-    </w:p>
-    <w:p>
-      <w:pPr>
-        <w:spacing w:after="200" w:line="300"/>
-        <w:jc w:val="both"/>
-      </w:pPr>
-      <w:r>
-        <w:rPr>
-          <w:sz w:val="22"/>
-          <w:szCs w:val="22"/>
-        </w:rPr>
-        <w:t xml:space="preserve">Para poner en práctica la comparación entre SOAP y REST, expusimos las mismas seis operaciones también como una API REST (GET, POST, PATCH y DELETE sobre /api/productos), reutilizando la misma lógica de validación del servidor SOAP. Sobre esa base construimos dos paneles web —uno en Flask para Python, otro en PHP puro sin framework— con un menú lateral que organiza las seis operaciones en el mismo orden del enunciado, cada uno con su propio color de acento para distinguirlos a simple vista, y ambos mostrando en tiempo real con qué instancia del servidor están hablando y qué integrante registró cada producto.</w:t>
+        <w:t xml:space="preserve">6.7 Mejora adicional: locales, mapa y stock por tienda (SOAP)</w:t>
+      </w:r>
+    </w:p>
+    <w:p>
+      <w:pPr>
+        <w:spacing w:after="200" w:line="300"/>
+        <w:jc w:val="both"/>
+      </w:pPr>
+      <w:r>
+        <w:rPr>
+          <w:sz w:val="22"/>
+          <w:szCs w:val="22"/>
+        </w:rPr>
+        <w:t xml:space="preserve">La idea surgió de una pregunta simple: si un producto tiene una cantidad total, ¿en qué tienda física está realmente ese stock? A partir de ahí diseñamos una gestión de locales (sucursales) con nombre y ubicación geográfica, la posibilidad de asignar cuánto stock de cada producto hay en cada local, un mapa interactivo (Leaflet) para verlo de un vistazo, y un cálculo de valor de inventario por tienda —análogo a CalcularValorInventario, pero acotado a una sola sucursal.</w:t>
+      </w:r>
+    </w:p>
+    <w:p>
+      <w:pPr>
+        <w:spacing w:after="200" w:line="300"/>
+        <w:jc w:val="both"/>
+      </w:pPr>
+      <w:r>
+        <w:rPr>
+          <w:sz w:val="22"/>
+          <w:szCs w:val="22"/>
+        </w:rPr>
+        <w:t xml:space="preserve">La primera versión de esta mejora se construyó solo por REST, siguiendo el mismo criterio que ya usábamos para el equipo y la instancia (datos de apoyo, no parte del contrato calificado). Pero, revisando el enunciado con más calma, entendimos que el espíritu de la tarea es precisamente trabajar con SOAP y WSDL — dejar una mejora de este tamaño únicamente en REST desaprovechaba justo lo que se supone que debíamos practicar. Rehicimos la mejora para que pasara por SOAP, con una decisión de diseño concreta: en vez de mezclar las nuevas operaciones dentro de ProductosPortType (lo que habría dejado un contrato calificado de seis operaciones con catorce operaciones mezcladas, difícil de distinguir para quien lo revise), agregamos un service completamente nuevo, LocalesService, con su propio portType (LocalesPortType), su propio binding y su propia dirección de red — todo dentro del mismo archivo productos.wsdl. Las seis operaciones originales no cambiaron ni un carácter.</w:t>
+      </w:r>
+    </w:p>
+    <w:p>
+      <w:pPr>
+        <w:spacing w:after="200" w:line="300"/>
+        <w:jc w:val="both"/>
+      </w:pPr>
+      <w:r>
+        <w:rPr>
+          <w:sz w:val="22"/>
+          <w:szCs w:val="22"/>
+        </w:rPr>
+        <w:t xml:space="preserve">Al probar esta segunda versión nos encontramos con un problema real de la librería node-soap: internamente, el servidor decide a qué binding pertenece una solicitud entrante comparando la ruta HTTP de la petición contra la dirección declarada en el WSDL para cada port — y si dos service declaran la misma dirección, siempre resuelve al primero, sin importar qué operación se pidió en realidad. La primera vez que probamos ListarLocales, el servidor intentó procesarla como si fuera una operación de ProductosPortType y falló. La solución fue darle a LocalesPort su propia dirección de red (http://localhost:8000/locales, distinta de /productos), y escuchar en esa ruta también desde server.js. Fue, en la práctica, la lección más concreta de todo el proyecto sobre qué significa que un service y un port definan “dónde vive” un servicio SOAP — algo que en la teoría del WSDL suena simple, pero que solo se entiende del todo cuando una librería real se comporta de forma inesperada.</w:t>
+      </w:r>
+    </w:p>
+    <w:p>
+      <w:pPr>
+        <w:spacing w:after="200" w:line="300"/>
+        <w:jc w:val="both"/>
+      </w:pPr>
+      <w:r>
+        <w:rPr>
+          <w:sz w:val="22"/>
+          <w:szCs w:val="22"/>
+        </w:rPr>
+        <w:t xml:space="preserve">Del lado del servidor, la lógica de negocio vive en operacionesLocales.js —mismo patrón que operaciones.js—, compartida entre el servicio SOAP y los endpoints REST equivalentes (estos últimos se conservaron solo como comodidad para probar con Postman, tal como sugiere el enunciado, pero ningún front los usa ya). Del lado de los tres clientes, cada lenguaje resolvió la conexión al segundo servicio de forma distinta y esa diferencia terminó siendo, en sí misma, un aprendizaje: en Python, zeep exige enlazar explícitamente el servicio y el puerto (client.bind("LocalesService", "LocalesPort")), porque no asume cuál de los dos usar cuando hay más de uno; en PHP, SoapClient fusiona automáticamente las operaciones de ambos servicios en un mismo cliente y enruta cada llamada a la dirección correcta sin configuración adicional; en C#, dotnet-svcutil generó un cliente independiente por servicio (ProductosPortTypeClient y LocalesPortTypeClient) a partir del mismo WSDL, sin tocar ni una línea del primero — confirmando, otra vez, que agregar un service nuevo es un cambio aditivo y seguro.</w:t>
       </w:r>
     </w:p>
     <w:p>
@@ -802,20 +1068,42 @@
         <w:spacing w:after="140" w:before="300"/>
       </w:pPr>
       <w:r>
-        <w:t xml:space="preserve">6.8 Pruebas</w:t>
-      </w:r>
-    </w:p>
-    <w:p>
-      <w:pPr>
-        <w:spacing w:after="200" w:line="300"/>
-        <w:jc w:val="both"/>
-      </w:pPr>
-      <w:r>
-        <w:rPr>
-          <w:sz w:val="22"/>
-          <w:szCs w:val="22"/>
-        </w:rPr>
-        <w:t xml:space="preserve">Antes de dar por cerrado el desarrollo, importamos productos.wsdl en SoapUI y ejecutamos al menos un caso correcto y un caso incorrecto por cada una de las seis operaciones (trece casos en total, incluyendo un caso estructural de SOAP Fault sobre ListarProductos, que no admite parámetros y por tanto no tiene un caso incorrecto de negocio propio). Las capturas de estas pruebas se documentan en la sección de evidencias.</w:t>
+        <w:t xml:space="preserve">6.8 API REST y paneles web</w:t>
+      </w:r>
+    </w:p>
+    <w:p>
+      <w:pPr>
+        <w:spacing w:after="200" w:line="300"/>
+        <w:jc w:val="both"/>
+      </w:pPr>
+      <w:r>
+        <w:rPr>
+          <w:sz w:val="22"/>
+          <w:szCs w:val="22"/>
+        </w:rPr>
+        <w:t xml:space="preserve">Para poner en práctica la comparación entre SOAP y REST, expusimos las mismas seis operaciones también como una API REST (GET, POST, PATCH y DELETE sobre /api/productos), reutilizando la misma lógica de validación del servidor SOAP. Sobre esa base construimos tres paneles web —Flask para Python, PHP puro sin framework, y ASP.NET Core Razor Pages para C#— con un menú lateral que organiza las seis operaciones en el mismo orden del enunciado más un séptimo apartado para la mejora de locales, cada uno con su propio color de acento para distinguirlos a simple vista, y los tres mostrando en tiempo real con qué instancia del servidor están hablando y qué integrante registró cada producto.</w:t>
+      </w:r>
+    </w:p>
+    <w:p>
+      <w:pPr>
+        <w:pStyle w:val="Heading2"/>
+        <w:spacing w:after="140" w:before="300"/>
+      </w:pPr>
+      <w:r>
+        <w:t xml:space="preserve">6.9 Pruebas</w:t>
+      </w:r>
+    </w:p>
+    <w:p>
+      <w:pPr>
+        <w:spacing w:after="200" w:line="300"/>
+        <w:jc w:val="both"/>
+      </w:pPr>
+      <w:r>
+        <w:rPr>
+          <w:sz w:val="22"/>
+          <w:szCs w:val="22"/>
+        </w:rPr>
+        <w:t xml:space="preserve">Antes de dar por cerrado el desarrollo, importamos productos.wsdl en SoapUI y ejecutamos al menos un caso correcto y un caso incorrecto por cada una de las seis operaciones calificadas (trece casos en total, incluyendo un caso estructural de SOAP Fault sobre ListarProductos, que no admite parámetros y por tanto no tiene un caso incorrecto de negocio propio). Las capturas de estas pruebas se documentan en la sección de evidencias. Las ocho operaciones de LocalesService, al ser una mejora adicional fuera del alcance obligatorio de SoapUI, se verificaron con un cliente SOAP de prueba propio (un script de Node.js con la misma librería soap) y, de forma interactiva, navegando cada uno de los tres paneles web de punta a punta.</w:t>
       </w:r>
     </w:p>
     <w:p>
@@ -837,7 +1125,7 @@
           <w:sz w:val="22"/>
           <w:szCs w:val="22"/>
         </w:rPr>
-        <w:t xml:space="preserve">Esta sección reúne las capturas que demuestran el funcionamiento real del sistema. El conjunto completo de evidencias de SoapUI (14 archivos) está disponible en la carpeta evidencias/ del repositorio; aquí se incluye una muestra representativa.</w:t>
+        <w:t xml:space="preserve">Esta sección reúne las capturas que demuestran el funcionamiento real del sistema. El conjunto completo de evidencias de SoapUI (14 archivos) está disponible en la carpeta evidencias/ del repositorio; aquí se incluye una muestra representativa, más las capturas nuevas de la mejora adicional.</w:t>
       </w:r>
     </w:p>
     <w:p>
@@ -908,7 +1196,7 @@
           <w:sz w:val="19"/>
           <w:szCs w:val="19"/>
         </w:rPr>
-        <w:t xml:space="preserve">Figura 2. Árbol de operaciones generado por SoapUI al importar productos.wsdl — las seis operaciones quedan disponibles, cada una con su caso correcto e incorrecto.</w:t>
+        <w:t xml:space="preserve">Figura 2. Árbol de operaciones generado por SoapUI al importar productos.wsdl — las seis operaciones calificadas quedan disponibles, cada una con su caso correcto e incorrecto.</w:t>
       </w:r>
     </w:p>
     <w:p>
@@ -1356,7 +1644,7 @@
         <w:spacing w:after="140" w:before="300"/>
       </w:pPr>
       <w:r>
-        <w:t xml:space="preserve">7.8 Acceso al WSDL desde el navegador</w:t>
+        <w:t xml:space="preserve">7.8 WSDL con los dos servicios (ProductosService y LocalesService)</w:t>
       </w:r>
     </w:p>
     <w:p>
@@ -1370,6 +1658,119 @@
           <w:szCs w:val="22"/>
         </w:rPr>
         <w:t xml:space="preserve">http://localhost:8000/productos?wsdl</w:t>
+      </w:r>
+    </w:p>
+    <w:tbl>
+      <w:tblPr>
+        <w:tblW w:type="pct" w:w="100%"/>
+        <w:tblBorders>
+          <w:top w:val="dashed" w:color="B5651D" w:sz="6"/>
+          <w:left w:val="dashed" w:color="B5651D" w:sz="6"/>
+          <w:bottom w:val="dashed" w:color="B5651D" w:sz="6"/>
+          <w:right w:val="dashed" w:color="B5651D" w:sz="6"/>
+          <w:insideH w:val="single" w:color="auto" w:sz="4"/>
+          <w:insideV w:val="single" w:color="auto" w:sz="4"/>
+        </w:tblBorders>
+      </w:tblPr>
+      <w:tblGrid>
+        <w:gridCol w:w="100"/>
+      </w:tblGrid>
+      <w:tr>
+        <w:tc>
+          <w:tcPr>
+            <w:shd w:fill="F7E9DA" w:val="clear"/>
+            <w:tcMar>
+              <w:top w:type="dxa" w:w="220"/>
+              <w:left w:type="dxa" w:w="260"/>
+              <w:bottom w:type="dxa" w:w="220"/>
+              <w:right w:type="dxa" w:w="260"/>
+            </w:tcMar>
+            <w:vAlign w:val="center"/>
+          </w:tcPr>
+          <w:p>
+            <w:pPr>
+              <w:spacing w:after="60"/>
+              <w:jc w:val="center"/>
+            </w:pPr>
+            <w:r>
+              <w:rPr>
+                <w:b/>
+                <w:bCs/>
+                <w:color w:val="B5651D"/>
+                <w:sz w:val="19"/>
+                <w:szCs w:val="19"/>
+              </w:rPr>
+              <w:t xml:space="preserve">CAPTURA PENDIENTE</w:t>
+            </w:r>
+          </w:p>
+          <w:p>
+            <w:pPr>
+              <w:spacing w:after="40"/>
+              <w:jc w:val="center"/>
+            </w:pPr>
+            <w:r>
+              <w:rPr>
+                <w:color w:val="1E2622"/>
+                <w:sz w:val="20"/>
+                <w:szCs w:val="20"/>
+              </w:rPr>
+              <w:t xml:space="preserve">Captura del WSDL en el navegador (Ctrl+F “service name”) o del árbol de SoapUI, mostrando ambos &lt;service&gt;: ProductosService y LocalesService.</w:t>
+            </w:r>
+          </w:p>
+          <w:p>
+            <w:pPr>
+              <w:jc w:val="center"/>
+            </w:pPr>
+            <w:r>
+              <w:rPr>
+                <w:i/>
+                <w:iCs/>
+                <w:color w:val="5B665F"/>
+                <w:sz w:val="18"/>
+                <w:szCs w:val="18"/>
+              </w:rPr>
+              <w:t xml:space="preserve">Archivo sugerido: evidencias/14_WSDL_dos_servicios.png</w:t>
+            </w:r>
+          </w:p>
+        </w:tc>
+      </w:tr>
+    </w:tbl>
+    <w:p>
+      <w:pPr>
+        <w:spacing w:after="320" w:before="80"/>
+        <w:jc w:val="center"/>
+      </w:pPr>
+      <w:r>
+        <w:rPr>
+          <w:i/>
+          <w:iCs/>
+          <w:color w:val="5B665F"/>
+          <w:sz w:val="19"/>
+          <w:szCs w:val="19"/>
+        </w:rPr>
+        <w:t xml:space="preserve">Figura 9. El mismo archivo WSDL describe dos servicios SOAP independientes.</w:t>
+      </w:r>
+    </w:p>
+    <w:p>
+      <w:pPr>
+        <w:pStyle w:val="Heading2"/>
+        <w:spacing w:after="140" w:before="300"/>
+      </w:pPr>
+      <w:r>
+        <w:t xml:space="preserve">7.9 Paneles web — Python, PHP y C#</w:t>
+      </w:r>
+    </w:p>
+    <w:p>
+      <w:pPr>
+        <w:spacing w:after="200" w:line="300"/>
+        <w:jc w:val="both"/>
+      </w:pPr>
+      <w:r>
+        <w:rPr>
+          <w:sz w:val="22"/>
+          <w:szCs w:val="22"/>
+        </w:rPr>
+        <w:t xml:space="preserve">Los tres paneles consumen el mismo WSDL y muestran, en su barra lateral, con qué instancia del servidor están hablando y quién registró cada producto (columna Origen), demostrando el uso conjunto de SOAP (para las operaciones) y REST (para el equipo y la instancia).</w:t>
       </w:r>
     </w:p>
     <w:p>
@@ -1380,7 +1781,7 @@
       <w:r>
         <w:drawing>
           <wp:inline distT="0" distB="0" distL="0" distR="0">
-            <wp:extent cx="3143250" cy="3771900"/>
+            <wp:extent cx="4572000" cy="2667000"/>
             <wp:effectExtent t="0" r="0" b="0" l="0"/>
             <wp:docPr id="1" name="" descr="" title=""/>
             <wp:cNvGraphicFramePr>
@@ -1405,7 +1806,7 @@
                   <pic:spPr bwMode="auto">
                     <a:xfrm>
                       <a:off x="0" y="0"/>
-                      <a:ext cx="3143250" cy="3771900"/>
+                      <a:ext cx="4572000" cy="2667000"/>
                     </a:xfrm>
                     <a:prstGeom prst="rect">
                       <a:avLst/>
@@ -1431,29 +1832,7 @@
           <w:sz w:val="19"/>
           <w:szCs w:val="19"/>
         </w:rPr>
-        <w:t xml:space="preserve">Figura 9. El documento WSDL completo, accesible directamente desde el navegador.</w:t>
-      </w:r>
-    </w:p>
-    <w:p>
-      <w:pPr>
-        <w:pStyle w:val="Heading2"/>
-        <w:spacing w:after="140" w:before="300"/>
-      </w:pPr>
-      <w:r>
-        <w:t xml:space="preserve">7.9 Paneles web — Python y PHP</w:t>
-      </w:r>
-    </w:p>
-    <w:p>
-      <w:pPr>
-        <w:spacing w:after="200" w:line="300"/>
-        <w:jc w:val="both"/>
-      </w:pPr>
-      <w:r>
-        <w:rPr>
-          <w:sz w:val="22"/>
-          <w:szCs w:val="22"/>
-        </w:rPr>
-        <w:t xml:space="preserve">Ambos paneles consumen el mismo WSDL y muestran, en su barra lateral, con qué instancia del servidor están hablando y quién registró cada producto (columna Origen), demostrando el uso conjunto de SOAP (para las operaciones) y REST (para el equipo y la instancia).</w:t>
+        <w:t xml:space="preserve">Figura 10. Panel web del cliente Python (Flask + zeep).</w:t>
       </w:r>
     </w:p>
     <w:p>
@@ -1464,7 +1843,7 @@
       <w:r>
         <w:drawing>
           <wp:inline distT="0" distB="0" distL="0" distR="0">
-            <wp:extent cx="4572000" cy="2667000"/>
+            <wp:extent cx="4572000" cy="2695575"/>
             <wp:effectExtent t="0" r="0" b="0" l="0"/>
             <wp:docPr id="1" name="" descr="" title=""/>
             <wp:cNvGraphicFramePr>
@@ -1489,68 +1868,6 @@
                   <pic:spPr bwMode="auto">
                     <a:xfrm>
                       <a:off x="0" y="0"/>
-                      <a:ext cx="4572000" cy="2667000"/>
-                    </a:xfrm>
-                    <a:prstGeom prst="rect">
-                      <a:avLst/>
-                    </a:prstGeom>
-                  </pic:spPr>
-                </pic:pic>
-              </a:graphicData>
-            </a:graphic>
-          </wp:inline>
-        </w:drawing>
-      </w:r>
-    </w:p>
-    <w:p>
-      <w:pPr>
-        <w:spacing w:after="320" w:before="80"/>
-        <w:jc w:val="center"/>
-      </w:pPr>
-      <w:r>
-        <w:rPr>
-          <w:i/>
-          <w:iCs/>
-          <w:color w:val="5B665F"/>
-          <w:sz w:val="19"/>
-          <w:szCs w:val="19"/>
-        </w:rPr>
-        <w:t xml:space="preserve">Figura 10. Panel web del cliente Python (Flask + zeep).</w:t>
-      </w:r>
-    </w:p>
-    <w:p>
-      <w:pPr>
-        <w:spacing w:after="60" w:before="160"/>
-        <w:jc w:val="center"/>
-      </w:pPr>
-      <w:r>
-        <w:drawing>
-          <wp:inline distT="0" distB="0" distL="0" distR="0">
-            <wp:extent cx="4572000" cy="2695575"/>
-            <wp:effectExtent t="0" r="0" b="0" l="0"/>
-            <wp:docPr id="1" name="" descr="" title=""/>
-            <wp:cNvGraphicFramePr>
-              <a:graphicFrameLocks xmlns:a="http://schemas.openxmlformats.org/drawingml/2006/main" noChangeAspect="1"/>
-            </wp:cNvGraphicFramePr>
-            <a:graphic xmlns:a="http://schemas.openxmlformats.org/drawingml/2006/main">
-              <a:graphicData uri="http://schemas.openxmlformats.org/drawingml/2006/picture">
-                <pic:pic xmlns:pic="http://schemas.openxmlformats.org/drawingml/2006/picture">
-                  <pic:nvPicPr>
-                    <pic:cNvPr id="0" name="" descr=""/>
-                    <pic:cNvPicPr>
-                      <a:picLocks noChangeAspect="1" noChangeArrowheads="1"/>
-                    </pic:cNvPicPr>
-                  </pic:nvPicPr>
-                  <pic:blipFill>
-                    <a:blip r:embed="rId18" cstate="none"/>
-                    <a:srcRect/>
-                    <a:stretch>
-                      <a:fillRect/>
-                    </a:stretch>
-                  </pic:blipFill>
-                  <pic:spPr bwMode="auto">
-                    <a:xfrm>
-                      <a:off x="0" y="0"/>
                       <a:ext cx="4572000" cy="2695575"/>
                     </a:xfrm>
                     <a:prstGeom prst="rect">
@@ -1580,26 +1897,396 @@
         <w:t xml:space="preserve">Figura 11. Panel web del cliente PHP (SoapClient nativo).</w:t>
       </w:r>
     </w:p>
+    <w:tbl>
+      <w:tblPr>
+        <w:tblW w:type="pct" w:w="100%"/>
+        <w:tblBorders>
+          <w:top w:val="dashed" w:color="B5651D" w:sz="6"/>
+          <w:left w:val="dashed" w:color="B5651D" w:sz="6"/>
+          <w:bottom w:val="dashed" w:color="B5651D" w:sz="6"/>
+          <w:right w:val="dashed" w:color="B5651D" w:sz="6"/>
+          <w:insideH w:val="single" w:color="auto" w:sz="4"/>
+          <w:insideV w:val="single" w:color="auto" w:sz="4"/>
+        </w:tblBorders>
+      </w:tblPr>
+      <w:tblGrid>
+        <w:gridCol w:w="100"/>
+      </w:tblGrid>
+      <w:tr>
+        <w:tc>
+          <w:tcPr>
+            <w:shd w:fill="F7E9DA" w:val="clear"/>
+            <w:tcMar>
+              <w:top w:type="dxa" w:w="220"/>
+              <w:left w:type="dxa" w:w="260"/>
+              <w:bottom w:type="dxa" w:w="220"/>
+              <w:right w:type="dxa" w:w="260"/>
+            </w:tcMar>
+            <w:vAlign w:val="center"/>
+          </w:tcPr>
+          <w:p>
+            <w:pPr>
+              <w:spacing w:after="60"/>
+              <w:jc w:val="center"/>
+            </w:pPr>
+            <w:r>
+              <w:rPr>
+                <w:b/>
+                <w:bCs/>
+                <w:color w:val="B5651D"/>
+                <w:sz w:val="19"/>
+                <w:szCs w:val="19"/>
+              </w:rPr>
+              <w:t xml:space="preserve">CAPTURA PENDIENTE</w:t>
+            </w:r>
+          </w:p>
+          <w:p>
+            <w:pPr>
+              <w:spacing w:after="40"/>
+              <w:jc w:val="center"/>
+            </w:pPr>
+            <w:r>
+              <w:rPr>
+                <w:color w:val="1E2622"/>
+                <w:sz w:val="20"/>
+                <w:szCs w:val="20"/>
+              </w:rPr>
+              <w:t xml:space="preserve">Captura del front C# (http://localhost:5002), barra lateral con el badge “Cliente C# · ASP.NET Core + dotnet-svcutil” y su acento naranja.</w:t>
+            </w:r>
+          </w:p>
+          <w:p>
+            <w:pPr>
+              <w:jc w:val="center"/>
+            </w:pPr>
+            <w:r>
+              <w:rPr>
+                <w:i/>
+                <w:iCs/>
+                <w:color w:val="5B665F"/>
+                <w:sz w:val="18"/>
+                <w:szCs w:val="18"/>
+              </w:rPr>
+              <w:t xml:space="preserve">Archivo sugerido: evidencias/15_front_csharp.png</w:t>
+            </w:r>
+          </w:p>
+        </w:tc>
+      </w:tr>
+    </w:tbl>
+    <w:p>
+      <w:pPr>
+        <w:spacing w:after="320" w:before="80"/>
+        <w:jc w:val="center"/>
+      </w:pPr>
+      <w:r>
+        <w:rPr>
+          <w:i/>
+          <w:iCs/>
+          <w:color w:val="5B665F"/>
+          <w:sz w:val="19"/>
+          <w:szCs w:val="19"/>
+        </w:rPr>
+        <w:t xml:space="preserve">Figura 12. Panel web del cliente C# (ASP.NET Core Razor Pages).</w:t>
+      </w:r>
+    </w:p>
     <w:p>
       <w:pPr>
         <w:pStyle w:val="Heading2"/>
         <w:spacing w:after="140" w:before="300"/>
       </w:pPr>
       <w:r>
-        <w:t xml:space="preserve">7.10 Mapa interactivo del cliente C# (Leaflet)</w:t>
-      </w:r>
-    </w:p>
-    <w:p>
-      <w:pPr>
-        <w:spacing w:after="200" w:line="300"/>
-        <w:jc w:val="both"/>
-      </w:pPr>
-      <w:r>
-        <w:rPr>
-          <w:sz w:val="22"/>
-          <w:szCs w:val="22"/>
-        </w:rPr>
-        <w:t xml:space="preserve">A pedido del docente, el cliente en C# incorpora un mapa hecho con la librería Leaflet: al ejecutarlo (con "dotnet run" o, sin registrar ni borrar nada, con "dotnet run -- --mapa") se genera un archivo mapa_productos.html que se abre automáticamente en el navegador, ubicando cada producto en la bodega o tienda que corresponde a su categoría. Esta evidencia es parte de la entrega individual de Alexandra; una captura del mapa en funcionamiento puede agregarse aquí antes de la entrega final.</w:t>
+        <w:t xml:space="preserve">7.10 Mapa interactivo del cliente de consola en C# (Leaflet)</w:t>
+      </w:r>
+    </w:p>
+    <w:p>
+      <w:pPr>
+        <w:spacing w:after="200" w:line="300"/>
+        <w:jc w:val="both"/>
+      </w:pPr>
+      <w:r>
+        <w:rPr>
+          <w:sz w:val="22"/>
+          <w:szCs w:val="22"/>
+        </w:rPr>
+        <w:t xml:space="preserve">El cliente de consola en C# incorpora un mapa hecho con la librería Leaflet: al ejecutarlo (con "dotnet run" o, sin registrar ni borrar nada, con "dotnet run -- --mapa") se genera un archivo mapa_productos.html que se abre automáticamente en el navegador, ubicando cada producto en la bodega o tienda que corresponde a su categoría. Esta evidencia es parte del aporte individual original de Alexandra.</w:t>
+      </w:r>
+    </w:p>
+    <w:tbl>
+      <w:tblPr>
+        <w:tblW w:type="pct" w:w="100%"/>
+        <w:tblBorders>
+          <w:top w:val="dashed" w:color="B5651D" w:sz="6"/>
+          <w:left w:val="dashed" w:color="B5651D" w:sz="6"/>
+          <w:bottom w:val="dashed" w:color="B5651D" w:sz="6"/>
+          <w:right w:val="dashed" w:color="B5651D" w:sz="6"/>
+          <w:insideH w:val="single" w:color="auto" w:sz="4"/>
+          <w:insideV w:val="single" w:color="auto" w:sz="4"/>
+        </w:tblBorders>
+      </w:tblPr>
+      <w:tblGrid>
+        <w:gridCol w:w="100"/>
+      </w:tblGrid>
+      <w:tr>
+        <w:tc>
+          <w:tcPr>
+            <w:shd w:fill="F7E9DA" w:val="clear"/>
+            <w:tcMar>
+              <w:top w:type="dxa" w:w="220"/>
+              <w:left w:type="dxa" w:w="260"/>
+              <w:bottom w:type="dxa" w:w="220"/>
+              <w:right w:type="dxa" w:w="260"/>
+            </w:tcMar>
+            <w:vAlign w:val="center"/>
+          </w:tcPr>
+          <w:p>
+            <w:pPr>
+              <w:spacing w:after="60"/>
+              <w:jc w:val="center"/>
+            </w:pPr>
+            <w:r>
+              <w:rPr>
+                <w:b/>
+                <w:bCs/>
+                <w:color w:val="B5651D"/>
+                <w:sz w:val="19"/>
+                <w:szCs w:val="19"/>
+              </w:rPr>
+              <w:t xml:space="preserve">CAPTURA PENDIENTE</w:t>
+            </w:r>
+          </w:p>
+          <w:p>
+            <w:pPr>
+              <w:spacing w:after="40"/>
+              <w:jc w:val="center"/>
+            </w:pPr>
+            <w:r>
+              <w:rPr>
+                <w:color w:val="1E2622"/>
+                <w:sz w:val="20"/>
+                <w:szCs w:val="20"/>
+              </w:rPr>
+              <w:t xml:space="preserve">Captura del archivo mapa_productos.html abierto en el navegador tras correr “dotnet run -- --mapa” en cliente-csharp/.</w:t>
+            </w:r>
+          </w:p>
+          <w:p>
+            <w:pPr>
+              <w:jc w:val="center"/>
+            </w:pPr>
+            <w:r>
+              <w:rPr>
+                <w:i/>
+                <w:iCs/>
+                <w:color w:val="5B665F"/>
+                <w:sz w:val="18"/>
+                <w:szCs w:val="18"/>
+              </w:rPr>
+              <w:t xml:space="preserve">Archivo sugerido: evidencias/16_mapa_consola_csharp.png</w:t>
+            </w:r>
+          </w:p>
+        </w:tc>
+      </w:tr>
+    </w:tbl>
+    <w:p>
+      <w:pPr>
+        <w:pStyle w:val="Heading2"/>
+        <w:spacing w:after="140" w:before="300"/>
+      </w:pPr>
+      <w:r>
+        <w:t xml:space="preserve">7.11 Mejora adicional: locales, mapa y stock por tienda</w:t>
+      </w:r>
+    </w:p>
+    <w:p>
+      <w:pPr>
+        <w:spacing w:after="200" w:line="300"/>
+        <w:jc w:val="both"/>
+      </w:pPr>
+      <w:r>
+        <w:rPr>
+          <w:sz w:val="22"/>
+          <w:szCs w:val="22"/>
+        </w:rPr>
+        <w:t xml:space="preserve">La pestaña “Locales y stock” (07) existe igual en los tres fronts: un formulario para crear/editar/eliminar tiendas, y un mapa central que, al hacer clic en cada marcador, muestra qué productos y cuánto stock tiene esa tienda en particular, junto con su valor de inventario.</w:t>
+      </w:r>
+    </w:p>
+    <w:tbl>
+      <w:tblPr>
+        <w:tblW w:type="pct" w:w="100%"/>
+        <w:tblBorders>
+          <w:top w:val="dashed" w:color="B5651D" w:sz="6"/>
+          <w:left w:val="dashed" w:color="B5651D" w:sz="6"/>
+          <w:bottom w:val="dashed" w:color="B5651D" w:sz="6"/>
+          <w:right w:val="dashed" w:color="B5651D" w:sz="6"/>
+          <w:insideH w:val="single" w:color="auto" w:sz="4"/>
+          <w:insideV w:val="single" w:color="auto" w:sz="4"/>
+        </w:tblBorders>
+      </w:tblPr>
+      <w:tblGrid>
+        <w:gridCol w:w="100"/>
+      </w:tblGrid>
+      <w:tr>
+        <w:tc>
+          <w:tcPr>
+            <w:shd w:fill="F7E9DA" w:val="clear"/>
+            <w:tcMar>
+              <w:top w:type="dxa" w:w="220"/>
+              <w:left w:type="dxa" w:w="260"/>
+              <w:bottom w:type="dxa" w:w="220"/>
+              <w:right w:type="dxa" w:w="260"/>
+            </w:tcMar>
+            <w:vAlign w:val="center"/>
+          </w:tcPr>
+          <w:p>
+            <w:pPr>
+              <w:spacing w:after="60"/>
+              <w:jc w:val="center"/>
+            </w:pPr>
+            <w:r>
+              <w:rPr>
+                <w:b/>
+                <w:bCs/>
+                <w:color w:val="B5651D"/>
+                <w:sz w:val="19"/>
+                <w:szCs w:val="19"/>
+              </w:rPr>
+              <w:t xml:space="preserve">CAPTURA PENDIENTE</w:t>
+            </w:r>
+          </w:p>
+          <w:p>
+            <w:pPr>
+              <w:spacing w:after="40"/>
+              <w:jc w:val="center"/>
+            </w:pPr>
+            <w:r>
+              <w:rPr>
+                <w:color w:val="1E2622"/>
+                <w:sz w:val="20"/>
+                <w:szCs w:val="20"/>
+              </w:rPr>
+              <w:t xml:space="preserve">Captura de la pestaña “Locales y stock” en cualquiera de los tres fronts, con el mapa mostrando varias tiendas y el popup de una de ellas abierto (nombre, productos, valor total).</w:t>
+            </w:r>
+          </w:p>
+          <w:p>
+            <w:pPr>
+              <w:jc w:val="center"/>
+            </w:pPr>
+            <w:r>
+              <w:rPr>
+                <w:i/>
+                <w:iCs/>
+                <w:color w:val="5B665F"/>
+                <w:sz w:val="18"/>
+                <w:szCs w:val="18"/>
+              </w:rPr>
+              <w:t xml:space="preserve">Archivo sugerido: evidencias/17_locales_mapa.png</w:t>
+            </w:r>
+          </w:p>
+        </w:tc>
+      </w:tr>
+    </w:tbl>
+    <w:p>
+      <w:pPr>
+        <w:spacing w:after="320" w:before="80"/>
+        <w:jc w:val="center"/>
+      </w:pPr>
+      <w:r>
+        <w:rPr>
+          <w:i/>
+          <w:iCs/>
+          <w:color w:val="5B665F"/>
+          <w:sz w:val="19"/>
+          <w:szCs w:val="19"/>
+        </w:rPr>
+        <w:t xml:space="preserve">Figura 13. Mapa de tiendas con productos y valor de inventario por sucursal.</w:t>
+      </w:r>
+    </w:p>
+    <w:tbl>
+      <w:tblPr>
+        <w:tblW w:type="pct" w:w="100%"/>
+        <w:tblBorders>
+          <w:top w:val="dashed" w:color="B5651D" w:sz="6"/>
+          <w:left w:val="dashed" w:color="B5651D" w:sz="6"/>
+          <w:bottom w:val="dashed" w:color="B5651D" w:sz="6"/>
+          <w:right w:val="dashed" w:color="B5651D" w:sz="6"/>
+          <w:insideH w:val="single" w:color="auto" w:sz="4"/>
+          <w:insideV w:val="single" w:color="auto" w:sz="4"/>
+        </w:tblBorders>
+      </w:tblPr>
+      <w:tblGrid>
+        <w:gridCol w:w="100"/>
+      </w:tblGrid>
+      <w:tr>
+        <w:tc>
+          <w:tcPr>
+            <w:shd w:fill="F7E9DA" w:val="clear"/>
+            <w:tcMar>
+              <w:top w:type="dxa" w:w="220"/>
+              <w:left w:type="dxa" w:w="260"/>
+              <w:bottom w:type="dxa" w:w="220"/>
+              <w:right w:type="dxa" w:w="260"/>
+            </w:tcMar>
+            <w:vAlign w:val="center"/>
+          </w:tcPr>
+          <w:p>
+            <w:pPr>
+              <w:spacing w:after="60"/>
+              <w:jc w:val="center"/>
+            </w:pPr>
+            <w:r>
+              <w:rPr>
+                <w:b/>
+                <w:bCs/>
+                <w:color w:val="B5651D"/>
+                <w:sz w:val="19"/>
+                <w:szCs w:val="19"/>
+              </w:rPr>
+              <w:t xml:space="preserve">CAPTURA PENDIENTE</w:t>
+            </w:r>
+          </w:p>
+          <w:p>
+            <w:pPr>
+              <w:spacing w:after="40"/>
+              <w:jc w:val="center"/>
+            </w:pPr>
+            <w:r>
+              <w:rPr>
+                <w:color w:val="1E2622"/>
+                <w:sz w:val="20"/>
+                <w:szCs w:val="20"/>
+              </w:rPr>
+              <w:t xml:space="preserve">Captura de la pantalla “Registrar producto” mostrando el selector opcional de “Tienda inicial”, y el mensaje de confirmación tras registrar (RegistrarProducto + AsignarStockLocal encadenados).</w:t>
+            </w:r>
+          </w:p>
+          <w:p>
+            <w:pPr>
+              <w:jc w:val="center"/>
+            </w:pPr>
+            <w:r>
+              <w:rPr>
+                <w:i/>
+                <w:iCs/>
+                <w:color w:val="5B665F"/>
+                <w:sz w:val="18"/>
+                <w:szCs w:val="18"/>
+              </w:rPr>
+              <w:t xml:space="preserve">Archivo sugerido: evidencias/18_registrar_con_tienda.png</w:t>
+            </w:r>
+          </w:p>
+        </w:tc>
+      </w:tr>
+    </w:tbl>
+    <w:p>
+      <w:pPr>
+        <w:spacing w:after="320" w:before="80"/>
+        <w:jc w:val="center"/>
+      </w:pPr>
+      <w:r>
+        <w:rPr>
+          <w:i/>
+          <w:iCs/>
+          <w:color w:val="5B665F"/>
+          <w:sz w:val="19"/>
+          <w:szCs w:val="19"/>
+        </w:rPr>
+        <w:t xml:space="preserve">Figura 14. Registro de un producto con asignación de tienda inicial en el mismo formulario.</w:t>
       </w:r>
     </w:p>
     <w:p>
@@ -1621,20 +2308,33 @@
           <w:sz w:val="22"/>
           <w:szCs w:val="22"/>
         </w:rPr>
-        <w:t xml:space="preserve">El servicio SOAP respondió de forma consistente a lo largo de todas las pruebas: las seis operaciones funcionan tanto desde SoapUI como desde los tres clientes de consola y los dos paneles web, y las validaciones de negocio se comportan igual sin importar por cuál de las dos vías —SOAP o REST— llegue la solicitud, gracias a que ambas comparten la misma capa de lógica (operaciones.js). Esto nos permitió confirmar en la práctica algo que solo habíamos leído en la teoría: un buen contrato de servicio (ya sea un WSDL o una API REST bien diseñada) permite que clientes completamente distintos —de consola o web, en Python, PHP o C#— interactúen con el mismo backend sin conocer los detalles de su implementación.</w:t>
-      </w:r>
-    </w:p>
-    <w:p>
-      <w:pPr>
-        <w:spacing w:after="200" w:line="300"/>
-        <w:jc w:val="both"/>
-      </w:pPr>
-      <w:r>
-        <w:rPr>
-          <w:sz w:val="22"/>
-          <w:szCs w:val="22"/>
-        </w:rPr>
-        <w:t xml:space="preserve">La comunicación cliente-servidor se dio siempre sobre HTTP, con el cuerpo de cada mensaje en XML para el canal SOAP y en JSON para el canal REST. El único inconveniente real que enfrentamos fue el ya mencionado en el marco teórico: al agregar el campo origen para identificar la instancia que registraba cada producto, la librería node-soap lo serializó también en las respuestas SOAP a pesar de no estar declarado en el WSDL, lo que rompía la conformidad estricta del contrato. Detectarlo nos obligó a inspeccionar el XML crudo de la respuesta —no solo la versión ya interpretada por el cliente— y a separar explícitamente qué datos viajan por cada protocolo.</w:t>
+        <w:t xml:space="preserve">El servicio SOAP respondió de forma consistente a lo largo de todas las pruebas: las seis operaciones calificadas funcionan tanto desde SoapUI como desde los tres clientes de consola y los tres paneles web, y las validaciones de negocio se comportan igual sin importar por cuál de las dos vías —SOAP o REST— llegue la solicitud, gracias a que ambas comparten la misma capa de lógica (operaciones.js). Esto nos permitió confirmar en la práctica algo que solo habíamos leído en la teoría: un buen contrato de servicio (ya sea un WSDL o una API REST bien diseñada) permite que clientes completamente distintos —de consola o web, en Python, PHP o C#— interactúen con el mismo backend sin conocer los detalles de su implementación.</w:t>
+      </w:r>
+    </w:p>
+    <w:p>
+      <w:pPr>
+        <w:spacing w:after="200" w:line="300"/>
+        <w:jc w:val="both"/>
+      </w:pPr>
+      <w:r>
+        <w:rPr>
+          <w:sz w:val="22"/>
+          <w:szCs w:val="22"/>
+        </w:rPr>
+        <w:t xml:space="preserve">La comunicación cliente-servidor se dio siempre sobre HTTP, con el cuerpo de cada mensaje en XML para el canal SOAP y en JSON para el canal REST. El primer inconveniente real que enfrentamos, ya mencionado en el marco teórico, fue que al agregar el campo origen para identificar la instancia que registraba cada producto, la librería node-soap lo serializó también en las respuestas SOAP a pesar de no estar declarado en el WSDL, rompiendo la conformidad estricta del contrato. Detectarlo nos obligó a inspeccionar el XML crudo de la respuesta —no solo la versión ya interpretada por el cliente— y a separar explícitamente qué datos viajan por cada protocolo.</w:t>
+      </w:r>
+    </w:p>
+    <w:p>
+      <w:pPr>
+        <w:spacing w:after="200" w:line="300"/>
+        <w:jc w:val="both"/>
+      </w:pPr>
+      <w:r>
+        <w:rPr>
+          <w:sz w:val="22"/>
+          <w:szCs w:val="22"/>
+        </w:rPr>
+        <w:t xml:space="preserve">El segundo inconveniente, ya descrito en la sección 6.7, apareció al extender el WSDL con LocalesService: node-soap resolvía el binding de cada solicitud entrante únicamente por la ruta HTTP, no por la operación pedida, así que mientras los dos service compartieron la misma dirección, todo lo que llegaba se procesaba como si fuera de ProductosPortType. Fue un error silencioso hasta que probamos la primera operación nueva (ListarLocales) y el servidor devolvió un fallo interno en vez de la lista esperada. Corregirlo —dándole a cada servicio su propia dirección de red— nos dejó una idea mucho más concreta de qué es, en la práctica, un port dentro de un WSDL: no es solo una etiqueta descriptiva, es información que la librería SOAP usa activamente para enrutar.</w:t>
       </w:r>
     </w:p>
     <w:p>
@@ -1690,7 +2390,7 @@
           <w:sz w:val="22"/>
           <w:szCs w:val="22"/>
         </w:rPr>
-        <w:t xml:space="preserve">Un WSDL bien definido es, en la práctica, más que documentación: es el contrato que hace posible que clientes en Python, PHP y C# —que no comparten ni una línea de código entre sí— consuman exactamente el mismo servicio sin errores de interpretación.</w:t>
+        <w:t xml:space="preserve">Un WSDL bien definido es, en la práctica, más que documentación: es el contrato que hace posible que clientes en Python, PHP y C# —que no comparten ni una línea de código entre sí— consuman exactamente el mismo servicio sin errores de interpretación, incluso cuando ese WSDL crece para incluir un segundo servicio.</w:t>
       </w:r>
     </w:p>
     <w:p>
@@ -1707,7 +2407,7 @@
           <w:sz w:val="22"/>
           <w:szCs w:val="22"/>
         </w:rPr>
-        <w:t xml:space="preserve">Separar la lógica de negocio (operaciones.js) de la capa de transporte (SOAP en server.js, REST en rest.js) resultó clave para mantener ambos protocolos consistentes entre sí, y facilitó detectar y corregir el problema de serialización que describimos en el análisis de resultados.</w:t>
+        <w:t xml:space="preserve">Un mismo documento WSDL puede alojar más de un servicio SOAP (service/portType/binding independientes) sin alterar el contrato calificado ya existente. Elegir ese camino para la mejora adicional de locales, en vez de dejarla solo en REST, fue lo que más nos ayudó a entender la diferencia real entre SOAP y REST —no la que se lee en un resumen teórico, sino la que se siente al depurar por qué una operación nueva no llega a donde debería.</w:t>
       </w:r>
     </w:p>
     <w:p>
@@ -1724,7 +2424,7 @@
           <w:sz w:val="22"/>
           <w:szCs w:val="22"/>
         </w:rPr>
-        <w:t xml:space="preserve">Diseñar el servidor para que la persistencia en base de datos sea un complemento y no una dependencia (memoria como fuente de verdad, Supabase como mejora adicional) demostró ser una decisión acertada: nunca perdimos funcionalidad por una caída o mala configuración de la base de datos.</w:t>
+        <w:t xml:space="preserve">Separar la lógica de negocio (operaciones.js, operacionesLocales.js) de la capa de transporte (SOAP en server.js, REST en rest.js) resultó clave para mantener ambos protocolos consistentes entre sí, y facilitó detectar y corregir los dos problemas de serialización/enrutamiento que describimos en el análisis de resultados.</w:t>
       </w:r>
     </w:p>
     <w:p>
@@ -1741,16 +2441,7 @@
           <w:sz w:val="22"/>
           <w:szCs w:val="22"/>
         </w:rPr>
-        <w:t xml:space="preserve">Ir más allá del mínimo exigido —agregando la API REST, los paneles web y un cuarto cliente en C# con mapa interactivo— terminó siendo la parte que más nos ayudó a entender las diferencias reales entre SOAP y REST, más que cualquier lectura teórica previa.</w:t>
-      </w:r>
-    </w:p>
-    <w:p>
-      <w:pPr>
-        <w:pStyle w:val="Heading1"/>
-        <w:spacing w:after="200" w:before="420"/>
-      </w:pPr>
-      <w:r>
-        <w:t xml:space="preserve">10. Recomendaciones</w:t>
+        <w:t xml:space="preserve">Diseñar el servidor para que la persistencia en base de datos sea un complemento y no una dependencia (memoria como fuente de verdad para las seis operaciones calificadas, Supabase como mejora adicional) demostró ser una decisión acertada: nunca perdimos funcionalidad por una caída o mala configuración de la base de datos.</w:t>
       </w:r>
     </w:p>
     <w:p>
@@ -1767,7 +2458,16 @@
           <w:sz w:val="22"/>
           <w:szCs w:val="22"/>
         </w:rPr>
-        <w:t xml:space="preserve">Antes de agregar cualquier campo nuevo a una respuesta SOAP, revisar el XML crudo generado (no solo la versión ya parseada por el cliente) para confirmar que sigue siendo válido contra el WSDL declarado.</w:t>
+        <w:t xml:space="preserve">Ir más allá del mínimo exigido —agregando la API REST, tres paneles web completos y la gestión de locales con mapa interactivo por SOAP— terminó siendo la parte que más nos ayudó a entender las diferencias reales entre SOAP y REST, más que cualquier lectura teórica previa.</w:t>
+      </w:r>
+    </w:p>
+    <w:p>
+      <w:pPr>
+        <w:pStyle w:val="Heading1"/>
+        <w:spacing w:after="200" w:before="420"/>
+      </w:pPr>
+      <w:r>
+        <w:t xml:space="preserve">10. Recomendaciones</w:t>
       </w:r>
     </w:p>
     <w:p>
@@ -1784,7 +2484,7 @@
           <w:sz w:val="22"/>
           <w:szCs w:val="22"/>
         </w:rPr>
-        <w:t xml:space="preserve">Si un equipo va a compartir una misma base de datos entre varias instancias locales del mismo servidor, definir desde el inicio algún identificador de origen — evita confusión y facilita depurar cuando los datos de prueba de distintos integrantes se mezclan.</w:t>
+        <w:t xml:space="preserve">Antes de agregar cualquier campo nuevo a una respuesta SOAP, revisar el XML crudo generado (no solo la versión ya parseada por el cliente) para confirmar que sigue siendo válido contra el WSDL declarado.</w:t>
       </w:r>
     </w:p>
     <w:p>
@@ -1801,7 +2501,41 @@
           <w:sz w:val="22"/>
           <w:szCs w:val="22"/>
         </w:rPr>
-        <w:t xml:space="preserve">Cuando un integrante agrega una mejora individual (como el cliente en C#), mantener cualquier dato específico de esa mejora fuera del esquema compartido — evita que un cambio pensado para la entrega de una persona afecte el trabajo del resto del equipo.</w:t>
+        <w:t xml:space="preserve">Si un WSDL va a crecer para incluir más de un servicio, probar cada operación nueva con un cliente SOAP real (no solo revisar el XML) apenas se agregue, en vez de esperar a integrarla en los clientes finales — así se detectan a tiempo comportamientos de enrutamiento específicos de la librería, como el que documentamos en la sección 6.7.</w:t>
+      </w:r>
+    </w:p>
+    <w:p>
+      <w:pPr>
+        <w:pStyle w:val="ListParagraph"/>
+        <w:numPr>
+          <w:ilvl w:val="0"/>
+          <w:numId w:val="2"/>
+        </w:numPr>
+        <w:spacing w:after="90" w:line="290"/>
+      </w:pPr>
+      <w:r>
+        <w:rPr>
+          <w:sz w:val="22"/>
+          <w:szCs w:val="22"/>
+        </w:rPr>
+        <w:t xml:space="preserve">Si un equipo va a compartir una misma base de datos entre varias instancias locales del mismo servidor, definir desde el inicio algún identificador de origen — evita confusión y facilita depurar cuando los datos de prueba de distintos integrantes se mezclan.</w:t>
+      </w:r>
+    </w:p>
+    <w:p>
+      <w:pPr>
+        <w:pStyle w:val="ListParagraph"/>
+        <w:numPr>
+          <w:ilvl w:val="0"/>
+          <w:numId w:val="2"/>
+        </w:numPr>
+        <w:spacing w:after="90" w:line="290"/>
+      </w:pPr>
+      <w:r>
+        <w:rPr>
+          <w:sz w:val="22"/>
+          <w:szCs w:val="22"/>
+        </w:rPr>
+        <w:t xml:space="preserve">Cuando un integrante aporta una idea individual que luego el equipo decide extender (como el cliente en C#), mantener el reconocimiento de esa autoría original en la documentación, incluso después de que el resto del equipo construya sobre ella.</w:t>
       </w:r>
     </w:p>
     <w:p>
